--- a/Assigments/Assignment-1.docx
+++ b/Assigments/Assignment-1.docx
@@ -1812,18 +1812,8 @@
           <w:sz w:val="24"/>
           <w:szCs w:val="24"/>
         </w:rPr>
-        <w:t>data</w:t>
-      </w:r>
-      <w:proofErr w:type="gramStart"/>
-      <w:r>
-        <w:rPr>
-          <w:rFonts w:ascii="Times New Roman" w:hAnsi="Times New Roman" w:cs="Times New Roman"/>
-          <w:sz w:val="24"/>
-          <w:szCs w:val="24"/>
-        </w:rPr>
-        <w:t>={</w:t>
-      </w:r>
-      <w:proofErr w:type="gramEnd"/>
+        <w:t>data={</w:t>
+      </w:r>
     </w:p>
     <w:p>
       <w:pPr>
@@ -1841,179 +1831,79 @@
           <w:szCs w:val="24"/>
         </w:rPr>
         <w:lastRenderedPageBreak/>
-        <w:t>'NDVI</w:t>
-      </w:r>
-      <w:proofErr w:type="gramStart"/>
-      <w:r>
-        <w:rPr>
-          <w:rFonts w:ascii="Times New Roman" w:hAnsi="Times New Roman" w:cs="Times New Roman"/>
-          <w:sz w:val="24"/>
-          <w:szCs w:val="24"/>
-        </w:rPr>
-        <w:t>':[</w:t>
-      </w:r>
-      <w:proofErr w:type="gramEnd"/>
-      <w:r>
-        <w:rPr>
-          <w:rFonts w:ascii="Times New Roman" w:hAnsi="Times New Roman" w:cs="Times New Roman"/>
-          <w:sz w:val="24"/>
-          <w:szCs w:val="24"/>
-        </w:rPr>
-        <w:t>0.82,0.76,0.41,0.35,0.79,0.29],</w:t>
-      </w:r>
-    </w:p>
-    <w:p>
-      <w:pPr>
-        <w:spacing w:line="360" w:lineRule="auto"/>
-        <w:rPr>
-          <w:rFonts w:ascii="Times New Roman" w:hAnsi="Times New Roman" w:cs="Times New Roman"/>
-          <w:sz w:val="24"/>
-          <w:szCs w:val="24"/>
-        </w:rPr>
-      </w:pPr>
-      <w:r>
-        <w:rPr>
-          <w:rFonts w:ascii="Times New Roman" w:hAnsi="Times New Roman" w:cs="Times New Roman"/>
-          <w:sz w:val="24"/>
-          <w:szCs w:val="24"/>
-        </w:rPr>
-        <w:t>'</w:t>
-      </w:r>
-      <w:proofErr w:type="spellStart"/>
-      <w:r>
-        <w:rPr>
-          <w:rFonts w:ascii="Times New Roman" w:hAnsi="Times New Roman" w:cs="Times New Roman"/>
-          <w:sz w:val="24"/>
-          <w:szCs w:val="24"/>
-        </w:rPr>
-        <w:t>TreeCover</w:t>
-      </w:r>
-      <w:proofErr w:type="spellEnd"/>
-      <w:proofErr w:type="gramStart"/>
-      <w:r>
-        <w:rPr>
-          <w:rFonts w:ascii="Times New Roman" w:hAnsi="Times New Roman" w:cs="Times New Roman"/>
-          <w:sz w:val="24"/>
-          <w:szCs w:val="24"/>
-        </w:rPr>
-        <w:t>':[</w:t>
-      </w:r>
-      <w:proofErr w:type="gramEnd"/>
-      <w:r>
-        <w:rPr>
-          <w:rFonts w:ascii="Times New Roman" w:hAnsi="Times New Roman" w:cs="Times New Roman"/>
-          <w:sz w:val="24"/>
-          <w:szCs w:val="24"/>
-        </w:rPr>
-        <w:t>92,88,38,30,90,20],</w:t>
-      </w:r>
-    </w:p>
-    <w:p>
-      <w:pPr>
-        <w:spacing w:line="360" w:lineRule="auto"/>
-        <w:rPr>
-          <w:rFonts w:ascii="Times New Roman" w:hAnsi="Times New Roman" w:cs="Times New Roman"/>
-          <w:sz w:val="24"/>
-          <w:szCs w:val="24"/>
-        </w:rPr>
-      </w:pPr>
-      <w:r>
-        <w:rPr>
-          <w:rFonts w:ascii="Times New Roman" w:hAnsi="Times New Roman" w:cs="Times New Roman"/>
-          <w:sz w:val="24"/>
-          <w:szCs w:val="24"/>
-        </w:rPr>
-        <w:t>'Rainfall</w:t>
-      </w:r>
-      <w:proofErr w:type="gramStart"/>
-      <w:r>
-        <w:rPr>
-          <w:rFonts w:ascii="Times New Roman" w:hAnsi="Times New Roman" w:cs="Times New Roman"/>
-          <w:sz w:val="24"/>
-          <w:szCs w:val="24"/>
-        </w:rPr>
-        <w:t>':[</w:t>
-      </w:r>
-      <w:proofErr w:type="gramEnd"/>
-      <w:r>
-        <w:rPr>
-          <w:rFonts w:ascii="Times New Roman" w:hAnsi="Times New Roman" w:cs="Times New Roman"/>
-          <w:sz w:val="24"/>
-          <w:szCs w:val="24"/>
-        </w:rPr>
-        <w:t>1800,1700,1100,950,1750,850],</w:t>
-      </w:r>
-    </w:p>
-    <w:p>
-      <w:pPr>
-        <w:spacing w:line="360" w:lineRule="auto"/>
-        <w:rPr>
-          <w:rFonts w:ascii="Times New Roman" w:hAnsi="Times New Roman" w:cs="Times New Roman"/>
-          <w:sz w:val="24"/>
-          <w:szCs w:val="24"/>
-        </w:rPr>
-      </w:pPr>
-      <w:r>
-        <w:rPr>
-          <w:rFonts w:ascii="Times New Roman" w:hAnsi="Times New Roman" w:cs="Times New Roman"/>
-          <w:sz w:val="24"/>
-          <w:szCs w:val="24"/>
-        </w:rPr>
-        <w:t>'Temperature</w:t>
-      </w:r>
-      <w:proofErr w:type="gramStart"/>
-      <w:r>
-        <w:rPr>
-          <w:rFonts w:ascii="Times New Roman" w:hAnsi="Times New Roman" w:cs="Times New Roman"/>
-          <w:sz w:val="24"/>
-          <w:szCs w:val="24"/>
-        </w:rPr>
-        <w:t>':[</w:t>
-      </w:r>
-      <w:proofErr w:type="gramEnd"/>
-      <w:r>
-        <w:rPr>
-          <w:rFonts w:ascii="Times New Roman" w:hAnsi="Times New Roman" w:cs="Times New Roman"/>
-          <w:sz w:val="24"/>
-          <w:szCs w:val="24"/>
-        </w:rPr>
-        <w:t>24,25,33,35,24,36],</w:t>
-      </w:r>
-    </w:p>
-    <w:p>
-      <w:pPr>
-        <w:spacing w:line="360" w:lineRule="auto"/>
-        <w:rPr>
-          <w:rFonts w:ascii="Times New Roman" w:hAnsi="Times New Roman" w:cs="Times New Roman"/>
-          <w:sz w:val="24"/>
-          <w:szCs w:val="24"/>
-        </w:rPr>
-      </w:pPr>
-      <w:r>
-        <w:rPr>
-          <w:rFonts w:ascii="Times New Roman" w:hAnsi="Times New Roman" w:cs="Times New Roman"/>
-          <w:sz w:val="24"/>
-          <w:szCs w:val="24"/>
-        </w:rPr>
-        <w:t>'Class</w:t>
-      </w:r>
-      <w:proofErr w:type="gramStart"/>
-      <w:r>
-        <w:rPr>
-          <w:rFonts w:ascii="Times New Roman" w:hAnsi="Times New Roman" w:cs="Times New Roman"/>
-          <w:sz w:val="24"/>
-          <w:szCs w:val="24"/>
-        </w:rPr>
-        <w:t>':[</w:t>
-      </w:r>
-      <w:proofErr w:type="gramEnd"/>
-      <w:r>
-        <w:rPr>
-          <w:rFonts w:ascii="Times New Roman" w:hAnsi="Times New Roman" w:cs="Times New Roman"/>
-          <w:sz w:val="24"/>
-          <w:szCs w:val="24"/>
-        </w:rPr>
-        <w:t>1,1,0,0,1,0]</w:t>
+        <w:t>'NDVI':[0.82,0.76,0.41,0.35,0.79,0.29],</w:t>
+      </w:r>
+    </w:p>
+    <w:p>
+      <w:pPr>
+        <w:spacing w:line="360" w:lineRule="auto"/>
+        <w:rPr>
+          <w:rFonts w:ascii="Times New Roman" w:hAnsi="Times New Roman" w:cs="Times New Roman"/>
+          <w:sz w:val="24"/>
+          <w:szCs w:val="24"/>
+        </w:rPr>
+      </w:pPr>
+      <w:r>
+        <w:rPr>
+          <w:rFonts w:ascii="Times New Roman" w:hAnsi="Times New Roman" w:cs="Times New Roman"/>
+          <w:sz w:val="24"/>
+          <w:szCs w:val="24"/>
+        </w:rPr>
+        <w:t>'TreeCover':[92,88,38,30,90,20],</w:t>
+      </w:r>
+    </w:p>
+    <w:p>
+      <w:pPr>
+        <w:spacing w:line="360" w:lineRule="auto"/>
+        <w:rPr>
+          <w:rFonts w:ascii="Times New Roman" w:hAnsi="Times New Roman" w:cs="Times New Roman"/>
+          <w:sz w:val="24"/>
+          <w:szCs w:val="24"/>
+        </w:rPr>
+      </w:pPr>
+      <w:r>
+        <w:rPr>
+          <w:rFonts w:ascii="Times New Roman" w:hAnsi="Times New Roman" w:cs="Times New Roman"/>
+          <w:sz w:val="24"/>
+          <w:szCs w:val="24"/>
+        </w:rPr>
+        <w:t>'Rainfall':[1800,1700,1100,950,1750,850],</w:t>
+      </w:r>
+    </w:p>
+    <w:p>
+      <w:pPr>
+        <w:spacing w:line="360" w:lineRule="auto"/>
+        <w:rPr>
+          <w:rFonts w:ascii="Times New Roman" w:hAnsi="Times New Roman" w:cs="Times New Roman"/>
+          <w:sz w:val="24"/>
+          <w:szCs w:val="24"/>
+        </w:rPr>
+      </w:pPr>
+      <w:r>
+        <w:rPr>
+          <w:rFonts w:ascii="Times New Roman" w:hAnsi="Times New Roman" w:cs="Times New Roman"/>
+          <w:sz w:val="24"/>
+          <w:szCs w:val="24"/>
+        </w:rPr>
+        <w:t>'Temperature':[24,25,33,35,24,36],</w:t>
+      </w:r>
+    </w:p>
+    <w:p>
+      <w:pPr>
+        <w:spacing w:line="360" w:lineRule="auto"/>
+        <w:rPr>
+          <w:rFonts w:ascii="Times New Roman" w:hAnsi="Times New Roman" w:cs="Times New Roman"/>
+          <w:sz w:val="24"/>
+          <w:szCs w:val="24"/>
+        </w:rPr>
+      </w:pPr>
+      <w:r>
+        <w:rPr>
+          <w:rFonts w:ascii="Times New Roman" w:hAnsi="Times New Roman" w:cs="Times New Roman"/>
+          <w:sz w:val="24"/>
+          <w:szCs w:val="24"/>
+        </w:rPr>
+        <w:t>'Class':[1,1,0,0,1,0]</w:t>
       </w:r>
     </w:p>
     <w:p>
@@ -2043,137 +1933,49 @@
           <w:szCs w:val="24"/>
         </w:rPr>
       </w:pPr>
-      <w:proofErr w:type="spellStart"/>
-      <w:r>
-        <w:rPr>
-          <w:rFonts w:ascii="Times New Roman" w:hAnsi="Times New Roman" w:cs="Times New Roman"/>
-          <w:sz w:val="24"/>
-          <w:szCs w:val="24"/>
-        </w:rPr>
-        <w:t>df</w:t>
-      </w:r>
-      <w:proofErr w:type="spellEnd"/>
-      <w:r>
-        <w:rPr>
-          <w:rFonts w:ascii="Times New Roman" w:hAnsi="Times New Roman" w:cs="Times New Roman"/>
-          <w:sz w:val="24"/>
-          <w:szCs w:val="24"/>
-        </w:rPr>
-        <w:t>=</w:t>
-      </w:r>
-      <w:proofErr w:type="spellStart"/>
-      <w:proofErr w:type="gramStart"/>
-      <w:r>
-        <w:rPr>
-          <w:rFonts w:ascii="Times New Roman" w:hAnsi="Times New Roman" w:cs="Times New Roman"/>
-          <w:sz w:val="24"/>
-          <w:szCs w:val="24"/>
-        </w:rPr>
-        <w:t>pd.DataFrame</w:t>
-      </w:r>
-      <w:proofErr w:type="spellEnd"/>
-      <w:proofErr w:type="gramEnd"/>
-      <w:r>
-        <w:rPr>
-          <w:rFonts w:ascii="Times New Roman" w:hAnsi="Times New Roman" w:cs="Times New Roman"/>
-          <w:sz w:val="24"/>
-          <w:szCs w:val="24"/>
-        </w:rPr>
-        <w:t>(data)</w:t>
-      </w:r>
-    </w:p>
-    <w:p>
-      <w:pPr>
-        <w:spacing w:line="360" w:lineRule="auto"/>
-        <w:rPr>
-          <w:rFonts w:ascii="Times New Roman" w:hAnsi="Times New Roman" w:cs="Times New Roman"/>
-          <w:sz w:val="24"/>
-          <w:szCs w:val="24"/>
-        </w:rPr>
-      </w:pPr>
-      <w:r>
-        <w:rPr>
-          <w:rFonts w:ascii="Times New Roman" w:hAnsi="Times New Roman" w:cs="Times New Roman"/>
-          <w:sz w:val="24"/>
-          <w:szCs w:val="24"/>
-        </w:rPr>
-        <w:t>print(</w:t>
-      </w:r>
-      <w:proofErr w:type="spellStart"/>
-      <w:proofErr w:type="gramStart"/>
-      <w:r>
-        <w:rPr>
-          <w:rFonts w:ascii="Times New Roman" w:hAnsi="Times New Roman" w:cs="Times New Roman"/>
-          <w:sz w:val="24"/>
-          <w:szCs w:val="24"/>
-        </w:rPr>
-        <w:t>df.head</w:t>
-      </w:r>
-      <w:proofErr w:type="spellEnd"/>
-      <w:proofErr w:type="gramEnd"/>
-      <w:r>
-        <w:rPr>
-          <w:rFonts w:ascii="Times New Roman" w:hAnsi="Times New Roman" w:cs="Times New Roman"/>
-          <w:sz w:val="24"/>
-          <w:szCs w:val="24"/>
-        </w:rPr>
-        <w:t>())</w:t>
-      </w:r>
-    </w:p>
-    <w:p>
-      <w:pPr>
-        <w:spacing w:line="360" w:lineRule="auto"/>
-        <w:rPr>
-          <w:rFonts w:ascii="Times New Roman" w:hAnsi="Times New Roman" w:cs="Times New Roman"/>
-          <w:sz w:val="24"/>
-          <w:szCs w:val="24"/>
-        </w:rPr>
-      </w:pPr>
-      <w:r>
-        <w:rPr>
-          <w:rFonts w:ascii="Times New Roman" w:hAnsi="Times New Roman" w:cs="Times New Roman"/>
-          <w:sz w:val="24"/>
-          <w:szCs w:val="24"/>
-        </w:rPr>
-        <w:t>print(</w:t>
-      </w:r>
-      <w:proofErr w:type="spellStart"/>
-      <w:proofErr w:type="gramStart"/>
-      <w:r>
-        <w:rPr>
-          <w:rFonts w:ascii="Times New Roman" w:hAnsi="Times New Roman" w:cs="Times New Roman"/>
-          <w:sz w:val="24"/>
-          <w:szCs w:val="24"/>
-        </w:rPr>
-        <w:t>df.isnull</w:t>
-      </w:r>
-      <w:proofErr w:type="spellEnd"/>
-      <w:proofErr w:type="gramEnd"/>
-      <w:r>
-        <w:rPr>
-          <w:rFonts w:ascii="Times New Roman" w:hAnsi="Times New Roman" w:cs="Times New Roman"/>
-          <w:sz w:val="24"/>
-          <w:szCs w:val="24"/>
-        </w:rPr>
-        <w:t>(</w:t>
-      </w:r>
-      <w:proofErr w:type="gramStart"/>
-      <w:r>
-        <w:rPr>
-          <w:rFonts w:ascii="Times New Roman" w:hAnsi="Times New Roman" w:cs="Times New Roman"/>
-          <w:sz w:val="24"/>
-          <w:szCs w:val="24"/>
-        </w:rPr>
-        <w:t>).sum</w:t>
-      </w:r>
-      <w:proofErr w:type="gramEnd"/>
-      <w:r>
-        <w:rPr>
-          <w:rFonts w:ascii="Times New Roman" w:hAnsi="Times New Roman" w:cs="Times New Roman"/>
-          <w:sz w:val="24"/>
-          <w:szCs w:val="24"/>
-        </w:rPr>
-        <w:t>())</w:t>
+      <w:r>
+        <w:rPr>
+          <w:rFonts w:ascii="Times New Roman" w:hAnsi="Times New Roman" w:cs="Times New Roman"/>
+          <w:sz w:val="24"/>
+          <w:szCs w:val="24"/>
+        </w:rPr>
+        <w:t>df=pd.DataFrame(data)</w:t>
+      </w:r>
+    </w:p>
+    <w:p>
+      <w:pPr>
+        <w:spacing w:line="360" w:lineRule="auto"/>
+        <w:rPr>
+          <w:rFonts w:ascii="Times New Roman" w:hAnsi="Times New Roman" w:cs="Times New Roman"/>
+          <w:sz w:val="24"/>
+          <w:szCs w:val="24"/>
+        </w:rPr>
+      </w:pPr>
+      <w:r>
+        <w:rPr>
+          <w:rFonts w:ascii="Times New Roman" w:hAnsi="Times New Roman" w:cs="Times New Roman"/>
+          <w:sz w:val="24"/>
+          <w:szCs w:val="24"/>
+        </w:rPr>
+        <w:t>print(df.head())</w:t>
+      </w:r>
+    </w:p>
+    <w:p>
+      <w:pPr>
+        <w:spacing w:line="360" w:lineRule="auto"/>
+        <w:rPr>
+          <w:rFonts w:ascii="Times New Roman" w:hAnsi="Times New Roman" w:cs="Times New Roman"/>
+          <w:sz w:val="24"/>
+          <w:szCs w:val="24"/>
+        </w:rPr>
+      </w:pPr>
+      <w:r>
+        <w:rPr>
+          <w:rFonts w:ascii="Times New Roman" w:hAnsi="Times New Roman" w:cs="Times New Roman"/>
+          <w:sz w:val="24"/>
+          <w:szCs w:val="24"/>
+        </w:rPr>
+        <w:t>print(df.isnull().sum())</w:t>
       </w:r>
     </w:p>
     <w:p>
@@ -2213,189 +2015,61 @@
           <w:sz w:val="24"/>
           <w:szCs w:val="24"/>
         </w:rPr>
-        <w:t xml:space="preserve">import </w:t>
-      </w:r>
-      <w:proofErr w:type="spellStart"/>
-      <w:r>
-        <w:rPr>
-          <w:rFonts w:ascii="Times New Roman" w:hAnsi="Times New Roman" w:cs="Times New Roman"/>
-          <w:sz w:val="24"/>
-          <w:szCs w:val="24"/>
-        </w:rPr>
-        <w:t>numpy</w:t>
-      </w:r>
-      <w:proofErr w:type="spellEnd"/>
-      <w:r>
-        <w:rPr>
-          <w:rFonts w:ascii="Times New Roman" w:hAnsi="Times New Roman" w:cs="Times New Roman"/>
-          <w:sz w:val="24"/>
-          <w:szCs w:val="24"/>
-        </w:rPr>
-        <w:t xml:space="preserve"> as np</w:t>
-      </w:r>
-    </w:p>
-    <w:p>
-      <w:pPr>
-        <w:spacing w:line="360" w:lineRule="auto"/>
-        <w:rPr>
-          <w:rFonts w:ascii="Times New Roman" w:hAnsi="Times New Roman" w:cs="Times New Roman"/>
-          <w:sz w:val="24"/>
-          <w:szCs w:val="24"/>
-        </w:rPr>
-      </w:pPr>
-      <w:r>
-        <w:rPr>
-          <w:rFonts w:ascii="Times New Roman" w:hAnsi="Times New Roman" w:cs="Times New Roman"/>
-          <w:sz w:val="24"/>
-          <w:szCs w:val="24"/>
-        </w:rPr>
-        <w:t>print(</w:t>
-      </w:r>
-      <w:proofErr w:type="spellStart"/>
-      <w:proofErr w:type="gramStart"/>
-      <w:r>
-        <w:rPr>
-          <w:rFonts w:ascii="Times New Roman" w:hAnsi="Times New Roman" w:cs="Times New Roman"/>
-          <w:sz w:val="24"/>
-          <w:szCs w:val="24"/>
-        </w:rPr>
-        <w:t>df.describe</w:t>
-      </w:r>
-      <w:proofErr w:type="spellEnd"/>
-      <w:proofErr w:type="gramEnd"/>
-      <w:r>
-        <w:rPr>
-          <w:rFonts w:ascii="Times New Roman" w:hAnsi="Times New Roman" w:cs="Times New Roman"/>
-          <w:sz w:val="24"/>
-          <w:szCs w:val="24"/>
-        </w:rPr>
-        <w:t>())</w:t>
-      </w:r>
-    </w:p>
-    <w:p>
-      <w:pPr>
-        <w:spacing w:line="360" w:lineRule="auto"/>
-        <w:rPr>
-          <w:rFonts w:ascii="Times New Roman" w:hAnsi="Times New Roman" w:cs="Times New Roman"/>
-          <w:sz w:val="24"/>
-          <w:szCs w:val="24"/>
-        </w:rPr>
-      </w:pPr>
-      <w:r>
-        <w:rPr>
-          <w:rFonts w:ascii="Times New Roman" w:hAnsi="Times New Roman" w:cs="Times New Roman"/>
-          <w:sz w:val="24"/>
-          <w:szCs w:val="24"/>
-        </w:rPr>
-        <w:t>print(</w:t>
-      </w:r>
-      <w:proofErr w:type="spellStart"/>
-      <w:r>
-        <w:rPr>
-          <w:rFonts w:ascii="Times New Roman" w:hAnsi="Times New Roman" w:cs="Times New Roman"/>
-          <w:sz w:val="24"/>
-          <w:szCs w:val="24"/>
-        </w:rPr>
-        <w:t>df</w:t>
-      </w:r>
-      <w:proofErr w:type="spellEnd"/>
-      <w:r>
-        <w:rPr>
-          <w:rFonts w:ascii="Times New Roman" w:hAnsi="Times New Roman" w:cs="Times New Roman"/>
-          <w:sz w:val="24"/>
-          <w:szCs w:val="24"/>
-        </w:rPr>
-        <w:t>['</w:t>
-      </w:r>
-      <w:proofErr w:type="spellStart"/>
-      <w:r>
-        <w:rPr>
-          <w:rFonts w:ascii="Times New Roman" w:hAnsi="Times New Roman" w:cs="Times New Roman"/>
-          <w:sz w:val="24"/>
-          <w:szCs w:val="24"/>
-        </w:rPr>
-        <w:t>TreeCover</w:t>
-      </w:r>
-      <w:proofErr w:type="spellEnd"/>
-      <w:r>
-        <w:rPr>
-          <w:rFonts w:ascii="Times New Roman" w:hAnsi="Times New Roman" w:cs="Times New Roman"/>
-          <w:sz w:val="24"/>
-          <w:szCs w:val="24"/>
-        </w:rPr>
-        <w:t>'</w:t>
-      </w:r>
-      <w:proofErr w:type="gramStart"/>
-      <w:r>
-        <w:rPr>
-          <w:rFonts w:ascii="Times New Roman" w:hAnsi="Times New Roman" w:cs="Times New Roman"/>
-          <w:sz w:val="24"/>
-          <w:szCs w:val="24"/>
-        </w:rPr>
-        <w:t>].mean</w:t>
-      </w:r>
-      <w:proofErr w:type="gramEnd"/>
-      <w:r>
-        <w:rPr>
-          <w:rFonts w:ascii="Times New Roman" w:hAnsi="Times New Roman" w:cs="Times New Roman"/>
-          <w:sz w:val="24"/>
-          <w:szCs w:val="24"/>
-        </w:rPr>
-        <w:t>())</w:t>
-      </w:r>
-    </w:p>
-    <w:p>
-      <w:pPr>
-        <w:spacing w:line="360" w:lineRule="auto"/>
-        <w:rPr>
-          <w:rFonts w:ascii="Times New Roman" w:hAnsi="Times New Roman" w:cs="Times New Roman"/>
-          <w:sz w:val="24"/>
-          <w:szCs w:val="24"/>
-        </w:rPr>
-      </w:pPr>
-      <w:r>
-        <w:rPr>
-          <w:rFonts w:ascii="Times New Roman" w:hAnsi="Times New Roman" w:cs="Times New Roman"/>
-          <w:sz w:val="24"/>
-          <w:szCs w:val="24"/>
-        </w:rPr>
-        <w:t>print(</w:t>
-      </w:r>
-      <w:proofErr w:type="spellStart"/>
-      <w:r>
-        <w:rPr>
-          <w:rFonts w:ascii="Times New Roman" w:hAnsi="Times New Roman" w:cs="Times New Roman"/>
-          <w:sz w:val="24"/>
-          <w:szCs w:val="24"/>
-        </w:rPr>
-        <w:t>df</w:t>
-      </w:r>
-      <w:proofErr w:type="spellEnd"/>
-      <w:r>
-        <w:rPr>
-          <w:rFonts w:ascii="Times New Roman" w:hAnsi="Times New Roman" w:cs="Times New Roman"/>
-          <w:sz w:val="24"/>
-          <w:szCs w:val="24"/>
-        </w:rPr>
-        <w:t>['Rainfall'</w:t>
-      </w:r>
-      <w:proofErr w:type="gramStart"/>
-      <w:r>
-        <w:rPr>
-          <w:rFonts w:ascii="Times New Roman" w:hAnsi="Times New Roman" w:cs="Times New Roman"/>
-          <w:sz w:val="24"/>
-          <w:szCs w:val="24"/>
-        </w:rPr>
-        <w:t>].mean</w:t>
-      </w:r>
-      <w:proofErr w:type="gramEnd"/>
-      <w:r>
-        <w:rPr>
-          <w:rFonts w:ascii="Times New Roman" w:hAnsi="Times New Roman" w:cs="Times New Roman"/>
-          <w:sz w:val="24"/>
-          <w:szCs w:val="24"/>
-        </w:rPr>
-        <w:t>())</w:t>
+        <w:t>import numpy as np</w:t>
+      </w:r>
+    </w:p>
+    <w:p>
+      <w:pPr>
+        <w:spacing w:line="360" w:lineRule="auto"/>
+        <w:rPr>
+          <w:rFonts w:ascii="Times New Roman" w:hAnsi="Times New Roman" w:cs="Times New Roman"/>
+          <w:sz w:val="24"/>
+          <w:szCs w:val="24"/>
+        </w:rPr>
+      </w:pPr>
+      <w:r>
+        <w:rPr>
+          <w:rFonts w:ascii="Times New Roman" w:hAnsi="Times New Roman" w:cs="Times New Roman"/>
+          <w:sz w:val="24"/>
+          <w:szCs w:val="24"/>
+        </w:rPr>
+        <w:t>print(df.describe())</w:t>
+      </w:r>
+    </w:p>
+    <w:p>
+      <w:pPr>
+        <w:spacing w:line="360" w:lineRule="auto"/>
+        <w:rPr>
+          <w:rFonts w:ascii="Times New Roman" w:hAnsi="Times New Roman" w:cs="Times New Roman"/>
+          <w:sz w:val="24"/>
+          <w:szCs w:val="24"/>
+        </w:rPr>
+      </w:pPr>
+      <w:r>
+        <w:rPr>
+          <w:rFonts w:ascii="Times New Roman" w:hAnsi="Times New Roman" w:cs="Times New Roman"/>
+          <w:sz w:val="24"/>
+          <w:szCs w:val="24"/>
+        </w:rPr>
+        <w:t>print(df['TreeCover'].mean())</w:t>
+      </w:r>
+    </w:p>
+    <w:p>
+      <w:pPr>
+        <w:spacing w:line="360" w:lineRule="auto"/>
+        <w:rPr>
+          <w:rFonts w:ascii="Times New Roman" w:hAnsi="Times New Roman" w:cs="Times New Roman"/>
+          <w:sz w:val="24"/>
+          <w:szCs w:val="24"/>
+        </w:rPr>
+      </w:pPr>
+      <w:r>
+        <w:rPr>
+          <w:rFonts w:ascii="Times New Roman" w:hAnsi="Times New Roman" w:cs="Times New Roman"/>
+          <w:sz w:val="24"/>
+          <w:szCs w:val="24"/>
+        </w:rPr>
+        <w:t>print(df['Rainfall'].mean())</w:t>
       </w:r>
     </w:p>
     <w:p>
@@ -2581,165 +2255,43 @@
           <w:sz w:val="24"/>
           <w:szCs w:val="24"/>
         </w:rPr>
-        <w:t xml:space="preserve">from </w:t>
-      </w:r>
-      <w:proofErr w:type="spellStart"/>
-      <w:proofErr w:type="gramStart"/>
-      <w:r>
-        <w:rPr>
-          <w:rFonts w:ascii="Times New Roman" w:hAnsi="Times New Roman" w:cs="Times New Roman"/>
-          <w:sz w:val="24"/>
-          <w:szCs w:val="24"/>
-        </w:rPr>
-        <w:t>sklearn.model</w:t>
-      </w:r>
-      <w:proofErr w:type="gramEnd"/>
-      <w:r>
-        <w:rPr>
-          <w:rFonts w:ascii="Times New Roman" w:hAnsi="Times New Roman" w:cs="Times New Roman"/>
-          <w:sz w:val="24"/>
-          <w:szCs w:val="24"/>
-        </w:rPr>
-        <w:t>_selection</w:t>
-      </w:r>
-      <w:proofErr w:type="spellEnd"/>
-      <w:r>
-        <w:rPr>
-          <w:rFonts w:ascii="Times New Roman" w:hAnsi="Times New Roman" w:cs="Times New Roman"/>
-          <w:sz w:val="24"/>
-          <w:szCs w:val="24"/>
-        </w:rPr>
-        <w:t xml:space="preserve"> import </w:t>
-      </w:r>
-      <w:proofErr w:type="spellStart"/>
-      <w:r>
-        <w:rPr>
-          <w:rFonts w:ascii="Times New Roman" w:hAnsi="Times New Roman" w:cs="Times New Roman"/>
-          <w:sz w:val="24"/>
-          <w:szCs w:val="24"/>
-        </w:rPr>
-        <w:t>train_test_split</w:t>
-      </w:r>
-      <w:proofErr w:type="spellEnd"/>
-    </w:p>
-    <w:p>
-      <w:pPr>
-        <w:spacing w:line="360" w:lineRule="auto"/>
-        <w:rPr>
-          <w:rFonts w:ascii="Times New Roman" w:hAnsi="Times New Roman" w:cs="Times New Roman"/>
-          <w:sz w:val="24"/>
-          <w:szCs w:val="24"/>
-        </w:rPr>
-      </w:pPr>
-      <w:r>
-        <w:rPr>
-          <w:rFonts w:ascii="Times New Roman" w:hAnsi="Times New Roman" w:cs="Times New Roman"/>
-          <w:sz w:val="24"/>
-          <w:szCs w:val="24"/>
-        </w:rPr>
-        <w:t xml:space="preserve">from </w:t>
-      </w:r>
-      <w:proofErr w:type="spellStart"/>
-      <w:proofErr w:type="gramStart"/>
-      <w:r>
-        <w:rPr>
-          <w:rFonts w:ascii="Times New Roman" w:hAnsi="Times New Roman" w:cs="Times New Roman"/>
-          <w:sz w:val="24"/>
-          <w:szCs w:val="24"/>
-        </w:rPr>
-        <w:t>sklearn.tree</w:t>
-      </w:r>
-      <w:proofErr w:type="spellEnd"/>
-      <w:proofErr w:type="gramEnd"/>
-      <w:r>
-        <w:rPr>
-          <w:rFonts w:ascii="Times New Roman" w:hAnsi="Times New Roman" w:cs="Times New Roman"/>
-          <w:sz w:val="24"/>
-          <w:szCs w:val="24"/>
-        </w:rPr>
-        <w:t xml:space="preserve"> import </w:t>
-      </w:r>
-      <w:proofErr w:type="spellStart"/>
-      <w:r>
-        <w:rPr>
-          <w:rFonts w:ascii="Times New Roman" w:hAnsi="Times New Roman" w:cs="Times New Roman"/>
-          <w:sz w:val="24"/>
-          <w:szCs w:val="24"/>
-        </w:rPr>
-        <w:t>DecisionTreeClassifier</w:t>
-      </w:r>
-      <w:proofErr w:type="spellEnd"/>
-    </w:p>
-    <w:p>
-      <w:pPr>
-        <w:spacing w:line="360" w:lineRule="auto"/>
-        <w:rPr>
-          <w:rFonts w:ascii="Times New Roman" w:hAnsi="Times New Roman" w:cs="Times New Roman"/>
-          <w:sz w:val="24"/>
-          <w:szCs w:val="24"/>
-        </w:rPr>
-      </w:pPr>
-      <w:r>
-        <w:rPr>
-          <w:rFonts w:ascii="Times New Roman" w:hAnsi="Times New Roman" w:cs="Times New Roman"/>
-          <w:sz w:val="24"/>
-          <w:szCs w:val="24"/>
-        </w:rPr>
-        <w:t>X=</w:t>
-      </w:r>
-      <w:proofErr w:type="spellStart"/>
-      <w:r>
-        <w:rPr>
-          <w:rFonts w:ascii="Times New Roman" w:hAnsi="Times New Roman" w:cs="Times New Roman"/>
-          <w:sz w:val="24"/>
-          <w:szCs w:val="24"/>
-        </w:rPr>
-        <w:t>df</w:t>
-      </w:r>
-      <w:proofErr w:type="spellEnd"/>
-      <w:r>
-        <w:rPr>
-          <w:rFonts w:ascii="Times New Roman" w:hAnsi="Times New Roman" w:cs="Times New Roman"/>
-          <w:sz w:val="24"/>
-          <w:szCs w:val="24"/>
-        </w:rPr>
-        <w:t>[['NDVI','</w:t>
-      </w:r>
-      <w:proofErr w:type="spellStart"/>
-      <w:r>
-        <w:rPr>
-          <w:rFonts w:ascii="Times New Roman" w:hAnsi="Times New Roman" w:cs="Times New Roman"/>
-          <w:sz w:val="24"/>
-          <w:szCs w:val="24"/>
-        </w:rPr>
-        <w:t>TreeCover</w:t>
-      </w:r>
-      <w:proofErr w:type="spellEnd"/>
-      <w:r>
-        <w:rPr>
-          <w:rFonts w:ascii="Times New Roman" w:hAnsi="Times New Roman" w:cs="Times New Roman"/>
-          <w:sz w:val="24"/>
-          <w:szCs w:val="24"/>
-        </w:rPr>
-        <w:t>','</w:t>
-      </w:r>
-      <w:proofErr w:type="spellStart"/>
-      <w:r>
-        <w:rPr>
-          <w:rFonts w:ascii="Times New Roman" w:hAnsi="Times New Roman" w:cs="Times New Roman"/>
-          <w:sz w:val="24"/>
-          <w:szCs w:val="24"/>
-        </w:rPr>
-        <w:t>Rainfall','Temperature</w:t>
-      </w:r>
-      <w:proofErr w:type="spellEnd"/>
-      <w:r>
-        <w:rPr>
-          <w:rFonts w:ascii="Times New Roman" w:hAnsi="Times New Roman" w:cs="Times New Roman"/>
-          <w:sz w:val="24"/>
-          <w:szCs w:val="24"/>
-        </w:rPr>
-        <w:t>']]</w:t>
+        <w:t>from sklearn.model_selection import train_test_split</w:t>
+      </w:r>
+    </w:p>
+    <w:p>
+      <w:pPr>
+        <w:spacing w:line="360" w:lineRule="auto"/>
+        <w:rPr>
+          <w:rFonts w:ascii="Times New Roman" w:hAnsi="Times New Roman" w:cs="Times New Roman"/>
+          <w:sz w:val="24"/>
+          <w:szCs w:val="24"/>
+        </w:rPr>
+      </w:pPr>
+      <w:r>
+        <w:rPr>
+          <w:rFonts w:ascii="Times New Roman" w:hAnsi="Times New Roman" w:cs="Times New Roman"/>
+          <w:sz w:val="24"/>
+          <w:szCs w:val="24"/>
+        </w:rPr>
+        <w:t>from sklearn.tree import DecisionTreeClassifier</w:t>
+      </w:r>
+    </w:p>
+    <w:p>
+      <w:pPr>
+        <w:spacing w:line="360" w:lineRule="auto"/>
+        <w:rPr>
+          <w:rFonts w:ascii="Times New Roman" w:hAnsi="Times New Roman" w:cs="Times New Roman"/>
+          <w:sz w:val="24"/>
+          <w:szCs w:val="24"/>
+        </w:rPr>
+      </w:pPr>
+      <w:r>
+        <w:rPr>
+          <w:rFonts w:ascii="Times New Roman" w:hAnsi="Times New Roman" w:cs="Times New Roman"/>
+          <w:sz w:val="24"/>
+          <w:szCs w:val="24"/>
+        </w:rPr>
+        <w:t>X=df[['NDVI','TreeCover','Rainfall','Temperature']]</w:t>
       </w:r>
     </w:p>
     <w:p>
@@ -2758,317 +2310,79 @@
           <w:szCs w:val="24"/>
         </w:rPr>
         <w:lastRenderedPageBreak/>
-        <w:t>y=</w:t>
-      </w:r>
-      <w:proofErr w:type="spellStart"/>
-      <w:r>
-        <w:rPr>
-          <w:rFonts w:ascii="Times New Roman" w:hAnsi="Times New Roman" w:cs="Times New Roman"/>
-          <w:sz w:val="24"/>
-          <w:szCs w:val="24"/>
-        </w:rPr>
-        <w:t>df</w:t>
-      </w:r>
-      <w:proofErr w:type="spellEnd"/>
-      <w:r>
-        <w:rPr>
-          <w:rFonts w:ascii="Times New Roman" w:hAnsi="Times New Roman" w:cs="Times New Roman"/>
-          <w:sz w:val="24"/>
-          <w:szCs w:val="24"/>
-        </w:rPr>
-        <w:t>['</w:t>
-      </w:r>
-      <w:proofErr w:type="spellStart"/>
-      <w:r>
-        <w:rPr>
-          <w:rFonts w:ascii="Times New Roman" w:hAnsi="Times New Roman" w:cs="Times New Roman"/>
-          <w:sz w:val="24"/>
-          <w:szCs w:val="24"/>
-        </w:rPr>
-        <w:t>Class'</w:t>
-      </w:r>
-      <w:proofErr w:type="spellEnd"/>
-      <w:r>
-        <w:rPr>
-          <w:rFonts w:ascii="Times New Roman" w:hAnsi="Times New Roman" w:cs="Times New Roman"/>
-          <w:sz w:val="24"/>
-          <w:szCs w:val="24"/>
-        </w:rPr>
-        <w:t>]</w:t>
-      </w:r>
-    </w:p>
-    <w:p>
-      <w:pPr>
-        <w:spacing w:line="360" w:lineRule="auto"/>
-        <w:rPr>
-          <w:rFonts w:ascii="Times New Roman" w:hAnsi="Times New Roman" w:cs="Times New Roman"/>
-          <w:sz w:val="24"/>
-          <w:szCs w:val="24"/>
-        </w:rPr>
-      </w:pPr>
-      <w:r>
-        <w:rPr>
-          <w:rFonts w:ascii="Times New Roman" w:hAnsi="Times New Roman" w:cs="Times New Roman"/>
-          <w:sz w:val="24"/>
-          <w:szCs w:val="24"/>
-        </w:rPr>
-        <w:t>X_</w:t>
-      </w:r>
-      <w:proofErr w:type="gramStart"/>
-      <w:r>
-        <w:rPr>
-          <w:rFonts w:ascii="Times New Roman" w:hAnsi="Times New Roman" w:cs="Times New Roman"/>
-          <w:sz w:val="24"/>
-          <w:szCs w:val="24"/>
-        </w:rPr>
-        <w:t>train,X</w:t>
-      </w:r>
-      <w:proofErr w:type="gramEnd"/>
-      <w:r>
-        <w:rPr>
-          <w:rFonts w:ascii="Times New Roman" w:hAnsi="Times New Roman" w:cs="Times New Roman"/>
-          <w:sz w:val="24"/>
-          <w:szCs w:val="24"/>
-        </w:rPr>
-        <w:t>_</w:t>
-      </w:r>
-      <w:proofErr w:type="gramStart"/>
-      <w:r>
-        <w:rPr>
-          <w:rFonts w:ascii="Times New Roman" w:hAnsi="Times New Roman" w:cs="Times New Roman"/>
-          <w:sz w:val="24"/>
-          <w:szCs w:val="24"/>
-        </w:rPr>
-        <w:t>test,y</w:t>
-      </w:r>
-      <w:proofErr w:type="gramEnd"/>
-      <w:r>
-        <w:rPr>
-          <w:rFonts w:ascii="Times New Roman" w:hAnsi="Times New Roman" w:cs="Times New Roman"/>
-          <w:sz w:val="24"/>
-          <w:szCs w:val="24"/>
-        </w:rPr>
-        <w:t>_</w:t>
-      </w:r>
-      <w:proofErr w:type="gramStart"/>
-      <w:r>
-        <w:rPr>
-          <w:rFonts w:ascii="Times New Roman" w:hAnsi="Times New Roman" w:cs="Times New Roman"/>
-          <w:sz w:val="24"/>
-          <w:szCs w:val="24"/>
-        </w:rPr>
-        <w:t>train,y</w:t>
-      </w:r>
-      <w:proofErr w:type="gramEnd"/>
-      <w:r>
-        <w:rPr>
-          <w:rFonts w:ascii="Times New Roman" w:hAnsi="Times New Roman" w:cs="Times New Roman"/>
-          <w:sz w:val="24"/>
-          <w:szCs w:val="24"/>
-        </w:rPr>
-        <w:t>_test=train_test_split(</w:t>
-      </w:r>
-      <w:proofErr w:type="gramStart"/>
-      <w:r>
-        <w:rPr>
-          <w:rFonts w:ascii="Times New Roman" w:hAnsi="Times New Roman" w:cs="Times New Roman"/>
-          <w:sz w:val="24"/>
-          <w:szCs w:val="24"/>
-        </w:rPr>
-        <w:t>X,y</w:t>
-      </w:r>
-      <w:proofErr w:type="gramEnd"/>
-      <w:r>
-        <w:rPr>
-          <w:rFonts w:ascii="Times New Roman" w:hAnsi="Times New Roman" w:cs="Times New Roman"/>
-          <w:sz w:val="24"/>
-          <w:szCs w:val="24"/>
-        </w:rPr>
-        <w:t>,test_size=0.</w:t>
-      </w:r>
-      <w:proofErr w:type="gramStart"/>
-      <w:r>
-        <w:rPr>
-          <w:rFonts w:ascii="Times New Roman" w:hAnsi="Times New Roman" w:cs="Times New Roman"/>
-          <w:sz w:val="24"/>
-          <w:szCs w:val="24"/>
-        </w:rPr>
-        <w:t>3,random</w:t>
-      </w:r>
-      <w:proofErr w:type="gramEnd"/>
-      <w:r>
-        <w:rPr>
-          <w:rFonts w:ascii="Times New Roman" w:hAnsi="Times New Roman" w:cs="Times New Roman"/>
-          <w:sz w:val="24"/>
-          <w:szCs w:val="24"/>
-        </w:rPr>
-        <w:t>_state=42)</w:t>
-      </w:r>
-    </w:p>
-    <w:p>
-      <w:pPr>
-        <w:spacing w:line="360" w:lineRule="auto"/>
-        <w:rPr>
-          <w:rFonts w:ascii="Times New Roman" w:hAnsi="Times New Roman" w:cs="Times New Roman"/>
-          <w:sz w:val="24"/>
-          <w:szCs w:val="24"/>
-        </w:rPr>
-      </w:pPr>
-      <w:r>
-        <w:rPr>
-          <w:rFonts w:ascii="Times New Roman" w:hAnsi="Times New Roman" w:cs="Times New Roman"/>
-          <w:sz w:val="24"/>
-          <w:szCs w:val="24"/>
-        </w:rPr>
-        <w:t>model=</w:t>
-      </w:r>
-      <w:proofErr w:type="spellStart"/>
-      <w:proofErr w:type="gramStart"/>
-      <w:r>
-        <w:rPr>
-          <w:rFonts w:ascii="Times New Roman" w:hAnsi="Times New Roman" w:cs="Times New Roman"/>
-          <w:sz w:val="24"/>
-          <w:szCs w:val="24"/>
-        </w:rPr>
-        <w:t>DecisionTreeClassifier</w:t>
-      </w:r>
-      <w:proofErr w:type="spellEnd"/>
-      <w:r>
-        <w:rPr>
-          <w:rFonts w:ascii="Times New Roman" w:hAnsi="Times New Roman" w:cs="Times New Roman"/>
-          <w:sz w:val="24"/>
-          <w:szCs w:val="24"/>
-        </w:rPr>
-        <w:t>(</w:t>
-      </w:r>
-      <w:proofErr w:type="gramEnd"/>
-      <w:r>
-        <w:rPr>
-          <w:rFonts w:ascii="Times New Roman" w:hAnsi="Times New Roman" w:cs="Times New Roman"/>
-          <w:sz w:val="24"/>
-          <w:szCs w:val="24"/>
-        </w:rPr>
-        <w:t>)</w:t>
-      </w:r>
-    </w:p>
-    <w:p>
-      <w:pPr>
-        <w:spacing w:line="360" w:lineRule="auto"/>
-        <w:rPr>
-          <w:rFonts w:ascii="Times New Roman" w:hAnsi="Times New Roman" w:cs="Times New Roman"/>
-          <w:sz w:val="24"/>
-          <w:szCs w:val="24"/>
-        </w:rPr>
-      </w:pPr>
-      <w:proofErr w:type="spellStart"/>
-      <w:r>
-        <w:rPr>
-          <w:rFonts w:ascii="Times New Roman" w:hAnsi="Times New Roman" w:cs="Times New Roman"/>
-          <w:sz w:val="24"/>
-          <w:szCs w:val="24"/>
-        </w:rPr>
-        <w:t>model.fit</w:t>
-      </w:r>
-      <w:proofErr w:type="spellEnd"/>
-      <w:r>
-        <w:rPr>
-          <w:rFonts w:ascii="Times New Roman" w:hAnsi="Times New Roman" w:cs="Times New Roman"/>
-          <w:sz w:val="24"/>
-          <w:szCs w:val="24"/>
-        </w:rPr>
-        <w:t>(</w:t>
-      </w:r>
-      <w:proofErr w:type="spellStart"/>
-      <w:r>
-        <w:rPr>
-          <w:rFonts w:ascii="Times New Roman" w:hAnsi="Times New Roman" w:cs="Times New Roman"/>
-          <w:sz w:val="24"/>
-          <w:szCs w:val="24"/>
-        </w:rPr>
-        <w:t>X_</w:t>
-      </w:r>
-      <w:proofErr w:type="gramStart"/>
-      <w:r>
-        <w:rPr>
-          <w:rFonts w:ascii="Times New Roman" w:hAnsi="Times New Roman" w:cs="Times New Roman"/>
-          <w:sz w:val="24"/>
-          <w:szCs w:val="24"/>
-        </w:rPr>
-        <w:t>train,y</w:t>
-      </w:r>
-      <w:proofErr w:type="gramEnd"/>
-      <w:r>
-        <w:rPr>
-          <w:rFonts w:ascii="Times New Roman" w:hAnsi="Times New Roman" w:cs="Times New Roman"/>
-          <w:sz w:val="24"/>
-          <w:szCs w:val="24"/>
-        </w:rPr>
-        <w:t>_train</w:t>
-      </w:r>
-      <w:proofErr w:type="spellEnd"/>
-      <w:r>
-        <w:rPr>
-          <w:rFonts w:ascii="Times New Roman" w:hAnsi="Times New Roman" w:cs="Times New Roman"/>
-          <w:sz w:val="24"/>
-          <w:szCs w:val="24"/>
-        </w:rPr>
-        <w:t>)</w:t>
-      </w:r>
-    </w:p>
-    <w:p>
-      <w:pPr>
-        <w:spacing w:line="360" w:lineRule="auto"/>
-        <w:rPr>
-          <w:rFonts w:ascii="Times New Roman" w:hAnsi="Times New Roman" w:cs="Times New Roman"/>
-          <w:sz w:val="24"/>
-          <w:szCs w:val="24"/>
-        </w:rPr>
-      </w:pPr>
-      <w:r>
-        <w:rPr>
-          <w:rFonts w:ascii="Times New Roman" w:hAnsi="Times New Roman" w:cs="Times New Roman"/>
-          <w:sz w:val="24"/>
-          <w:szCs w:val="24"/>
-        </w:rPr>
-        <w:t>print(</w:t>
-      </w:r>
-      <w:proofErr w:type="spellStart"/>
-      <w:proofErr w:type="gramStart"/>
-      <w:r>
-        <w:rPr>
-          <w:rFonts w:ascii="Times New Roman" w:hAnsi="Times New Roman" w:cs="Times New Roman"/>
-          <w:sz w:val="24"/>
-          <w:szCs w:val="24"/>
-        </w:rPr>
-        <w:t>model.predict</w:t>
-      </w:r>
-      <w:proofErr w:type="spellEnd"/>
-      <w:proofErr w:type="gramEnd"/>
-      <w:r>
-        <w:rPr>
-          <w:rFonts w:ascii="Times New Roman" w:hAnsi="Times New Roman" w:cs="Times New Roman"/>
-          <w:sz w:val="24"/>
-          <w:szCs w:val="24"/>
-        </w:rPr>
-        <w:t>(</w:t>
-      </w:r>
-      <w:proofErr w:type="spellStart"/>
-      <w:r>
-        <w:rPr>
-          <w:rFonts w:ascii="Times New Roman" w:hAnsi="Times New Roman" w:cs="Times New Roman"/>
-          <w:sz w:val="24"/>
-          <w:szCs w:val="24"/>
-        </w:rPr>
-        <w:t>X_test</w:t>
-      </w:r>
-      <w:proofErr w:type="spellEnd"/>
-      <w:r>
-        <w:rPr>
-          <w:rFonts w:ascii="Times New Roman" w:hAnsi="Times New Roman" w:cs="Times New Roman"/>
-          <w:sz w:val="24"/>
-          <w:szCs w:val="24"/>
-        </w:rPr>
-        <w:t>))</w:t>
+        <w:t>y=df['Class']</w:t>
+      </w:r>
+    </w:p>
+    <w:p>
+      <w:pPr>
+        <w:spacing w:line="360" w:lineRule="auto"/>
+        <w:rPr>
+          <w:rFonts w:ascii="Times New Roman" w:hAnsi="Times New Roman" w:cs="Times New Roman"/>
+          <w:sz w:val="24"/>
+          <w:szCs w:val="24"/>
+        </w:rPr>
+      </w:pPr>
+      <w:r>
+        <w:rPr>
+          <w:rFonts w:ascii="Times New Roman" w:hAnsi="Times New Roman" w:cs="Times New Roman"/>
+          <w:sz w:val="24"/>
+          <w:szCs w:val="24"/>
+        </w:rPr>
+        <w:t>X_train,X_test,y_train,y_test=train_test_split(X,y,test_size=0.3,random_state=42)</w:t>
+      </w:r>
+    </w:p>
+    <w:p>
+      <w:pPr>
+        <w:spacing w:line="360" w:lineRule="auto"/>
+        <w:rPr>
+          <w:rFonts w:ascii="Times New Roman" w:hAnsi="Times New Roman" w:cs="Times New Roman"/>
+          <w:sz w:val="24"/>
+          <w:szCs w:val="24"/>
+        </w:rPr>
+      </w:pPr>
+      <w:r>
+        <w:rPr>
+          <w:rFonts w:ascii="Times New Roman" w:hAnsi="Times New Roman" w:cs="Times New Roman"/>
+          <w:sz w:val="24"/>
+          <w:szCs w:val="24"/>
+        </w:rPr>
+        <w:t>model=DecisionTreeClassifier()</w:t>
+      </w:r>
+    </w:p>
+    <w:p>
+      <w:pPr>
+        <w:spacing w:line="360" w:lineRule="auto"/>
+        <w:rPr>
+          <w:rFonts w:ascii="Times New Roman" w:hAnsi="Times New Roman" w:cs="Times New Roman"/>
+          <w:sz w:val="24"/>
+          <w:szCs w:val="24"/>
+        </w:rPr>
+      </w:pPr>
+      <w:r>
+        <w:rPr>
+          <w:rFonts w:ascii="Times New Roman" w:hAnsi="Times New Roman" w:cs="Times New Roman"/>
+          <w:sz w:val="24"/>
+          <w:szCs w:val="24"/>
+        </w:rPr>
+        <w:t>model.fit(X_train,y_train)</w:t>
+      </w:r>
+    </w:p>
+    <w:p>
+      <w:pPr>
+        <w:spacing w:line="360" w:lineRule="auto"/>
+        <w:rPr>
+          <w:rFonts w:ascii="Times New Roman" w:hAnsi="Times New Roman" w:cs="Times New Roman"/>
+          <w:sz w:val="24"/>
+          <w:szCs w:val="24"/>
+        </w:rPr>
+      </w:pPr>
+      <w:r>
+        <w:rPr>
+          <w:rFonts w:ascii="Times New Roman" w:hAnsi="Times New Roman" w:cs="Times New Roman"/>
+          <w:sz w:val="24"/>
+          <w:szCs w:val="24"/>
+        </w:rPr>
+        <w:t>print(model.predict(X_test))</w:t>
       </w:r>
     </w:p>
     <w:p>
@@ -4204,231 +3518,97 @@
           <w:sz w:val="24"/>
           <w:szCs w:val="24"/>
         </w:rPr>
-        <w:t xml:space="preserve">import </w:t>
-      </w:r>
-      <w:proofErr w:type="spellStart"/>
-      <w:proofErr w:type="gramStart"/>
-      <w:r>
-        <w:rPr>
-          <w:rFonts w:ascii="Times New Roman" w:hAnsi="Times New Roman" w:cs="Times New Roman"/>
-          <w:sz w:val="24"/>
-          <w:szCs w:val="24"/>
-        </w:rPr>
-        <w:t>matplotlib.pyplot</w:t>
-      </w:r>
-      <w:proofErr w:type="spellEnd"/>
-      <w:proofErr w:type="gramEnd"/>
-      <w:r>
-        <w:rPr>
-          <w:rFonts w:ascii="Times New Roman" w:hAnsi="Times New Roman" w:cs="Times New Roman"/>
-          <w:sz w:val="24"/>
-          <w:szCs w:val="24"/>
-        </w:rPr>
-        <w:t xml:space="preserve"> as </w:t>
-      </w:r>
-      <w:proofErr w:type="spellStart"/>
-      <w:r>
-        <w:rPr>
-          <w:rFonts w:ascii="Times New Roman" w:hAnsi="Times New Roman" w:cs="Times New Roman"/>
-          <w:sz w:val="24"/>
-          <w:szCs w:val="24"/>
-        </w:rPr>
-        <w:t>plt</w:t>
-      </w:r>
-      <w:proofErr w:type="spellEnd"/>
-    </w:p>
-    <w:p>
-      <w:pPr>
-        <w:spacing w:line="360" w:lineRule="auto"/>
-        <w:rPr>
-          <w:rFonts w:ascii="Times New Roman" w:hAnsi="Times New Roman" w:cs="Times New Roman"/>
-          <w:sz w:val="24"/>
-          <w:szCs w:val="24"/>
-        </w:rPr>
-      </w:pPr>
-      <w:proofErr w:type="spellStart"/>
-      <w:r>
-        <w:rPr>
-          <w:rFonts w:ascii="Times New Roman" w:hAnsi="Times New Roman" w:cs="Times New Roman"/>
-          <w:sz w:val="24"/>
-          <w:szCs w:val="24"/>
-        </w:rPr>
-        <w:t>plt.bar</w:t>
-      </w:r>
-      <w:proofErr w:type="spellEnd"/>
-      <w:r>
-        <w:rPr>
-          <w:rFonts w:ascii="Times New Roman" w:hAnsi="Times New Roman" w:cs="Times New Roman"/>
-          <w:sz w:val="24"/>
-          <w:szCs w:val="24"/>
-        </w:rPr>
-        <w:t>(</w:t>
-      </w:r>
-      <w:proofErr w:type="spellStart"/>
-      <w:proofErr w:type="gramStart"/>
-      <w:r>
-        <w:rPr>
-          <w:rFonts w:ascii="Times New Roman" w:hAnsi="Times New Roman" w:cs="Times New Roman"/>
-          <w:sz w:val="24"/>
-          <w:szCs w:val="24"/>
-        </w:rPr>
-        <w:t>df.index</w:t>
-      </w:r>
-      <w:proofErr w:type="gramEnd"/>
-      <w:r>
-        <w:rPr>
-          <w:rFonts w:ascii="Times New Roman" w:hAnsi="Times New Roman" w:cs="Times New Roman"/>
-          <w:sz w:val="24"/>
-          <w:szCs w:val="24"/>
-        </w:rPr>
-        <w:t>,df</w:t>
-      </w:r>
-      <w:proofErr w:type="spellEnd"/>
-      <w:r>
-        <w:rPr>
-          <w:rFonts w:ascii="Times New Roman" w:hAnsi="Times New Roman" w:cs="Times New Roman"/>
-          <w:sz w:val="24"/>
-          <w:szCs w:val="24"/>
-        </w:rPr>
-        <w:t>['</w:t>
-      </w:r>
-      <w:proofErr w:type="spellStart"/>
-      <w:r>
-        <w:rPr>
-          <w:rFonts w:ascii="Times New Roman" w:hAnsi="Times New Roman" w:cs="Times New Roman"/>
-          <w:sz w:val="24"/>
-          <w:szCs w:val="24"/>
-        </w:rPr>
-        <w:t>TreeCover</w:t>
-      </w:r>
-      <w:proofErr w:type="spellEnd"/>
-      <w:r>
-        <w:rPr>
-          <w:rFonts w:ascii="Times New Roman" w:hAnsi="Times New Roman" w:cs="Times New Roman"/>
-          <w:sz w:val="24"/>
-          <w:szCs w:val="24"/>
-        </w:rPr>
-        <w:t>'])</w:t>
-      </w:r>
-    </w:p>
-    <w:p>
-      <w:pPr>
-        <w:spacing w:line="360" w:lineRule="auto"/>
-        <w:rPr>
-          <w:rFonts w:ascii="Times New Roman" w:hAnsi="Times New Roman" w:cs="Times New Roman"/>
-          <w:sz w:val="24"/>
-          <w:szCs w:val="24"/>
-        </w:rPr>
-      </w:pPr>
-      <w:proofErr w:type="spellStart"/>
-      <w:proofErr w:type="gramStart"/>
-      <w:r>
-        <w:rPr>
-          <w:rFonts w:ascii="Times New Roman" w:hAnsi="Times New Roman" w:cs="Times New Roman"/>
-          <w:sz w:val="24"/>
-          <w:szCs w:val="24"/>
-        </w:rPr>
-        <w:t>plt.title</w:t>
-      </w:r>
-      <w:proofErr w:type="spellEnd"/>
-      <w:proofErr w:type="gramEnd"/>
-      <w:r>
-        <w:rPr>
-          <w:rFonts w:ascii="Times New Roman" w:hAnsi="Times New Roman" w:cs="Times New Roman"/>
-          <w:sz w:val="24"/>
-          <w:szCs w:val="24"/>
-        </w:rPr>
-        <w:t>("Tree Cover")</w:t>
-      </w:r>
-    </w:p>
-    <w:p>
-      <w:pPr>
-        <w:spacing w:line="360" w:lineRule="auto"/>
-        <w:rPr>
-          <w:rFonts w:ascii="Times New Roman" w:hAnsi="Times New Roman" w:cs="Times New Roman"/>
-          <w:sz w:val="24"/>
-          <w:szCs w:val="24"/>
-        </w:rPr>
-      </w:pPr>
-      <w:proofErr w:type="spellStart"/>
-      <w:proofErr w:type="gramStart"/>
-      <w:r>
-        <w:rPr>
-          <w:rFonts w:ascii="Times New Roman" w:hAnsi="Times New Roman" w:cs="Times New Roman"/>
-          <w:sz w:val="24"/>
-          <w:szCs w:val="24"/>
-        </w:rPr>
-        <w:t>plt.xlabel</w:t>
-      </w:r>
-      <w:proofErr w:type="spellEnd"/>
-      <w:proofErr w:type="gramEnd"/>
-      <w:r>
-        <w:rPr>
-          <w:rFonts w:ascii="Times New Roman" w:hAnsi="Times New Roman" w:cs="Times New Roman"/>
-          <w:sz w:val="24"/>
-          <w:szCs w:val="24"/>
-        </w:rPr>
-        <w:t>("Area")</w:t>
-      </w:r>
-    </w:p>
-    <w:p>
-      <w:pPr>
-        <w:spacing w:line="360" w:lineRule="auto"/>
-        <w:rPr>
-          <w:rFonts w:ascii="Times New Roman" w:hAnsi="Times New Roman" w:cs="Times New Roman"/>
-          <w:sz w:val="24"/>
-          <w:szCs w:val="24"/>
-        </w:rPr>
-      </w:pPr>
-      <w:proofErr w:type="spellStart"/>
-      <w:proofErr w:type="gramStart"/>
-      <w:r>
-        <w:rPr>
-          <w:rFonts w:ascii="Times New Roman" w:hAnsi="Times New Roman" w:cs="Times New Roman"/>
-          <w:sz w:val="24"/>
-          <w:szCs w:val="24"/>
-        </w:rPr>
-        <w:t>plt.ylabel</w:t>
-      </w:r>
-      <w:proofErr w:type="spellEnd"/>
-      <w:proofErr w:type="gramEnd"/>
-      <w:r>
-        <w:rPr>
-          <w:rFonts w:ascii="Times New Roman" w:hAnsi="Times New Roman" w:cs="Times New Roman"/>
-          <w:sz w:val="24"/>
-          <w:szCs w:val="24"/>
-        </w:rPr>
-        <w:t>("Tree Cover (%)")</w:t>
-      </w:r>
-    </w:p>
-    <w:p>
-      <w:pPr>
-        <w:spacing w:line="360" w:lineRule="auto"/>
-        <w:rPr>
-          <w:rFonts w:ascii="Times New Roman" w:hAnsi="Times New Roman" w:cs="Times New Roman"/>
-          <w:sz w:val="24"/>
-          <w:szCs w:val="24"/>
-        </w:rPr>
-      </w:pPr>
-      <w:proofErr w:type="spellStart"/>
-      <w:proofErr w:type="gramStart"/>
-      <w:r>
-        <w:rPr>
-          <w:rFonts w:ascii="Times New Roman" w:hAnsi="Times New Roman" w:cs="Times New Roman"/>
-          <w:sz w:val="24"/>
-          <w:szCs w:val="24"/>
-        </w:rPr>
-        <w:t>plt.show</w:t>
-      </w:r>
-      <w:proofErr w:type="spellEnd"/>
-      <w:proofErr w:type="gramEnd"/>
-      <w:r>
-        <w:rPr>
-          <w:rFonts w:ascii="Times New Roman" w:hAnsi="Times New Roman" w:cs="Times New Roman"/>
-          <w:sz w:val="24"/>
-          <w:szCs w:val="24"/>
-        </w:rPr>
-        <w:t>()</w:t>
+        <w:t>import matplotlib.pyplot as plt</w:t>
+      </w:r>
+    </w:p>
+    <w:p>
+      <w:pPr>
+        <w:spacing w:line="360" w:lineRule="auto"/>
+        <w:rPr>
+          <w:rFonts w:ascii="Times New Roman" w:hAnsi="Times New Roman" w:cs="Times New Roman"/>
+          <w:sz w:val="24"/>
+          <w:szCs w:val="24"/>
+        </w:rPr>
+      </w:pPr>
+      <w:r>
+        <w:rPr>
+          <w:rFonts w:ascii="Times New Roman" w:hAnsi="Times New Roman" w:cs="Times New Roman"/>
+          <w:sz w:val="24"/>
+          <w:szCs w:val="24"/>
+        </w:rPr>
+        <w:t>plt.bar(df.index,df['TreeCover'])</w:t>
+      </w:r>
+    </w:p>
+    <w:p>
+      <w:pPr>
+        <w:spacing w:line="360" w:lineRule="auto"/>
+        <w:rPr>
+          <w:rFonts w:ascii="Times New Roman" w:hAnsi="Times New Roman" w:cs="Times New Roman"/>
+          <w:sz w:val="24"/>
+          <w:szCs w:val="24"/>
+        </w:rPr>
+      </w:pPr>
+      <w:r>
+        <w:rPr>
+          <w:rFonts w:ascii="Times New Roman" w:hAnsi="Times New Roman" w:cs="Times New Roman"/>
+          <w:sz w:val="24"/>
+          <w:szCs w:val="24"/>
+        </w:rPr>
+        <w:t>plt.title("Tree Cover")</w:t>
+      </w:r>
+    </w:p>
+    <w:p>
+      <w:pPr>
+        <w:spacing w:line="360" w:lineRule="auto"/>
+        <w:rPr>
+          <w:rFonts w:ascii="Times New Roman" w:hAnsi="Times New Roman" w:cs="Times New Roman"/>
+          <w:sz w:val="24"/>
+          <w:szCs w:val="24"/>
+        </w:rPr>
+      </w:pPr>
+      <w:r>
+        <w:rPr>
+          <w:rFonts w:ascii="Times New Roman" w:hAnsi="Times New Roman" w:cs="Times New Roman"/>
+          <w:sz w:val="24"/>
+          <w:szCs w:val="24"/>
+        </w:rPr>
+        <w:t>plt.xlabel("Area")</w:t>
+      </w:r>
+    </w:p>
+    <w:p>
+      <w:pPr>
+        <w:spacing w:line="360" w:lineRule="auto"/>
+        <w:rPr>
+          <w:rFonts w:ascii="Times New Roman" w:hAnsi="Times New Roman" w:cs="Times New Roman"/>
+          <w:sz w:val="24"/>
+          <w:szCs w:val="24"/>
+        </w:rPr>
+      </w:pPr>
+      <w:r>
+        <w:rPr>
+          <w:rFonts w:ascii="Times New Roman" w:hAnsi="Times New Roman" w:cs="Times New Roman"/>
+          <w:sz w:val="24"/>
+          <w:szCs w:val="24"/>
+        </w:rPr>
+        <w:t>plt.ylabel("Tree Cover (%)")</w:t>
+      </w:r>
+    </w:p>
+    <w:p>
+      <w:pPr>
+        <w:spacing w:line="360" w:lineRule="auto"/>
+        <w:rPr>
+          <w:rFonts w:ascii="Times New Roman" w:hAnsi="Times New Roman" w:cs="Times New Roman"/>
+          <w:sz w:val="24"/>
+          <w:szCs w:val="24"/>
+        </w:rPr>
+      </w:pPr>
+      <w:r>
+        <w:rPr>
+          <w:rFonts w:ascii="Times New Roman" w:hAnsi="Times New Roman" w:cs="Times New Roman"/>
+          <w:sz w:val="24"/>
+          <w:szCs w:val="24"/>
+        </w:rPr>
+        <w:t>plt.show()</w:t>
       </w:r>
     </w:p>
     <w:p>
@@ -4462,134 +3642,60 @@
           <w:szCs w:val="24"/>
         </w:rPr>
       </w:pPr>
-      <w:proofErr w:type="spellStart"/>
-      <w:proofErr w:type="gramStart"/>
-      <w:r>
-        <w:rPr>
-          <w:rFonts w:ascii="Times New Roman" w:hAnsi="Times New Roman" w:cs="Times New Roman"/>
-          <w:sz w:val="24"/>
-          <w:szCs w:val="24"/>
-        </w:rPr>
-        <w:t>plt.plot</w:t>
-      </w:r>
-      <w:proofErr w:type="spellEnd"/>
-      <w:proofErr w:type="gramEnd"/>
-      <w:r>
-        <w:rPr>
-          <w:rFonts w:ascii="Times New Roman" w:hAnsi="Times New Roman" w:cs="Times New Roman"/>
-          <w:sz w:val="24"/>
-          <w:szCs w:val="24"/>
-        </w:rPr>
-        <w:t>(</w:t>
-      </w:r>
-      <w:proofErr w:type="spellStart"/>
-      <w:r>
-        <w:rPr>
-          <w:rFonts w:ascii="Times New Roman" w:hAnsi="Times New Roman" w:cs="Times New Roman"/>
-          <w:sz w:val="24"/>
-          <w:szCs w:val="24"/>
-        </w:rPr>
-        <w:t>df</w:t>
-      </w:r>
-      <w:proofErr w:type="spellEnd"/>
-      <w:r>
-        <w:rPr>
-          <w:rFonts w:ascii="Times New Roman" w:hAnsi="Times New Roman" w:cs="Times New Roman"/>
-          <w:sz w:val="24"/>
-          <w:szCs w:val="24"/>
-        </w:rPr>
-        <w:t>['NDVI'</w:t>
-      </w:r>
-      <w:proofErr w:type="gramStart"/>
-      <w:r>
-        <w:rPr>
-          <w:rFonts w:ascii="Times New Roman" w:hAnsi="Times New Roman" w:cs="Times New Roman"/>
-          <w:sz w:val="24"/>
-          <w:szCs w:val="24"/>
-        </w:rPr>
-        <w:t>],marker</w:t>
-      </w:r>
-      <w:proofErr w:type="gramEnd"/>
-      <w:r>
-        <w:rPr>
-          <w:rFonts w:ascii="Times New Roman" w:hAnsi="Times New Roman" w:cs="Times New Roman"/>
-          <w:sz w:val="24"/>
-          <w:szCs w:val="24"/>
-        </w:rPr>
-        <w:t>='o')</w:t>
-      </w:r>
-    </w:p>
-    <w:p>
-      <w:pPr>
-        <w:spacing w:line="360" w:lineRule="auto"/>
-        <w:rPr>
-          <w:rFonts w:ascii="Times New Roman" w:hAnsi="Times New Roman" w:cs="Times New Roman"/>
-          <w:sz w:val="24"/>
-          <w:szCs w:val="24"/>
-        </w:rPr>
-      </w:pPr>
-      <w:proofErr w:type="spellStart"/>
-      <w:proofErr w:type="gramStart"/>
-      <w:r>
-        <w:rPr>
-          <w:rFonts w:ascii="Times New Roman" w:hAnsi="Times New Roman" w:cs="Times New Roman"/>
-          <w:sz w:val="24"/>
-          <w:szCs w:val="24"/>
-        </w:rPr>
-        <w:t>plt.title</w:t>
-      </w:r>
-      <w:proofErr w:type="spellEnd"/>
-      <w:proofErr w:type="gramEnd"/>
-      <w:r>
-        <w:rPr>
-          <w:rFonts w:ascii="Times New Roman" w:hAnsi="Times New Roman" w:cs="Times New Roman"/>
-          <w:sz w:val="24"/>
-          <w:szCs w:val="24"/>
-        </w:rPr>
-        <w:t>("NDVI Values")</w:t>
-      </w:r>
-    </w:p>
-    <w:p>
-      <w:pPr>
-        <w:spacing w:line="360" w:lineRule="auto"/>
-        <w:rPr>
-          <w:rFonts w:ascii="Times New Roman" w:hAnsi="Times New Roman" w:cs="Times New Roman"/>
-          <w:sz w:val="24"/>
-          <w:szCs w:val="24"/>
-        </w:rPr>
-      </w:pPr>
-      <w:proofErr w:type="spellStart"/>
-      <w:proofErr w:type="gramStart"/>
-      <w:r>
-        <w:rPr>
-          <w:rFonts w:ascii="Times New Roman" w:hAnsi="Times New Roman" w:cs="Times New Roman"/>
-          <w:sz w:val="24"/>
-          <w:szCs w:val="24"/>
-        </w:rPr>
-        <w:t>plt.xlabel</w:t>
-      </w:r>
-      <w:proofErr w:type="spellEnd"/>
-      <w:proofErr w:type="gramEnd"/>
-      <w:r>
-        <w:rPr>
-          <w:rFonts w:ascii="Times New Roman" w:hAnsi="Times New Roman" w:cs="Times New Roman"/>
-          <w:sz w:val="24"/>
-          <w:szCs w:val="24"/>
-        </w:rPr>
-        <w:t>("Area")</w:t>
-      </w:r>
-    </w:p>
-    <w:p>
-      <w:pPr>
-        <w:spacing w:line="360" w:lineRule="auto"/>
-        <w:rPr>
-          <w:rFonts w:ascii="Times New Roman" w:hAnsi="Times New Roman" w:cs="Times New Roman"/>
-          <w:sz w:val="24"/>
-          <w:szCs w:val="24"/>
-        </w:rPr>
-      </w:pPr>
-      <w:proofErr w:type="spellStart"/>
-      <w:proofErr w:type="gramStart"/>
+      <w:r>
+        <w:rPr>
+          <w:rFonts w:ascii="Times New Roman" w:hAnsi="Times New Roman" w:cs="Times New Roman"/>
+          <w:sz w:val="24"/>
+          <w:szCs w:val="24"/>
+        </w:rPr>
+        <w:t>plt.plot(df['NDVI'],marker='o')</w:t>
+      </w:r>
+    </w:p>
+    <w:p>
+      <w:pPr>
+        <w:spacing w:line="360" w:lineRule="auto"/>
+        <w:rPr>
+          <w:rFonts w:ascii="Times New Roman" w:hAnsi="Times New Roman" w:cs="Times New Roman"/>
+          <w:sz w:val="24"/>
+          <w:szCs w:val="24"/>
+        </w:rPr>
+      </w:pPr>
+      <w:r>
+        <w:rPr>
+          <w:rFonts w:ascii="Times New Roman" w:hAnsi="Times New Roman" w:cs="Times New Roman"/>
+          <w:sz w:val="24"/>
+          <w:szCs w:val="24"/>
+        </w:rPr>
+        <w:t>plt.title("NDVI Values")</w:t>
+      </w:r>
+    </w:p>
+    <w:p>
+      <w:pPr>
+        <w:spacing w:line="360" w:lineRule="auto"/>
+        <w:rPr>
+          <w:rFonts w:ascii="Times New Roman" w:hAnsi="Times New Roman" w:cs="Times New Roman"/>
+          <w:sz w:val="24"/>
+          <w:szCs w:val="24"/>
+        </w:rPr>
+      </w:pPr>
+      <w:r>
+        <w:rPr>
+          <w:rFonts w:ascii="Times New Roman" w:hAnsi="Times New Roman" w:cs="Times New Roman"/>
+          <w:sz w:val="24"/>
+          <w:szCs w:val="24"/>
+        </w:rPr>
+        <w:t>plt.xlabel("Area")</w:t>
+      </w:r>
+    </w:p>
+    <w:p>
+      <w:pPr>
+        <w:spacing w:line="360" w:lineRule="auto"/>
+        <w:rPr>
+          <w:rFonts w:ascii="Times New Roman" w:hAnsi="Times New Roman" w:cs="Times New Roman"/>
+          <w:sz w:val="24"/>
+          <w:szCs w:val="24"/>
+        </w:rPr>
+      </w:pPr>
       <w:r>
         <w:rPr>
           <w:rFonts w:ascii="Times New Roman" w:hAnsi="Times New Roman" w:cs="Times New Roman"/>
@@ -4597,47 +3703,25 @@
           <w:szCs w:val="24"/>
         </w:rPr>
         <w:lastRenderedPageBreak/>
-        <w:t>plt.ylabel</w:t>
-      </w:r>
-      <w:proofErr w:type="spellEnd"/>
-      <w:proofErr w:type="gramEnd"/>
-      <w:r>
-        <w:rPr>
-          <w:rFonts w:ascii="Times New Roman" w:hAnsi="Times New Roman" w:cs="Times New Roman"/>
-          <w:sz w:val="24"/>
-          <w:szCs w:val="24"/>
-        </w:rPr>
-        <w:t>("NDVI")</w:t>
-      </w:r>
-    </w:p>
-    <w:p>
-      <w:pPr>
-        <w:spacing w:line="360" w:lineRule="auto"/>
-        <w:rPr>
-          <w:rFonts w:ascii="Times New Roman" w:hAnsi="Times New Roman" w:cs="Times New Roman"/>
-          <w:sz w:val="24"/>
-          <w:szCs w:val="24"/>
-        </w:rPr>
-      </w:pPr>
-      <w:proofErr w:type="spellStart"/>
-      <w:proofErr w:type="gramStart"/>
-      <w:r>
-        <w:rPr>
-          <w:rFonts w:ascii="Times New Roman" w:hAnsi="Times New Roman" w:cs="Times New Roman"/>
-          <w:sz w:val="24"/>
-          <w:szCs w:val="24"/>
-        </w:rPr>
-        <w:t>plt.show</w:t>
-      </w:r>
-      <w:proofErr w:type="spellEnd"/>
-      <w:proofErr w:type="gramEnd"/>
-      <w:r>
-        <w:rPr>
-          <w:rFonts w:ascii="Times New Roman" w:hAnsi="Times New Roman" w:cs="Times New Roman"/>
-          <w:sz w:val="24"/>
-          <w:szCs w:val="24"/>
-        </w:rPr>
-        <w:t>()</w:t>
+        <w:t>plt.ylabel("NDVI")</w:t>
+      </w:r>
+    </w:p>
+    <w:p>
+      <w:pPr>
+        <w:spacing w:line="360" w:lineRule="auto"/>
+        <w:rPr>
+          <w:rFonts w:ascii="Times New Roman" w:hAnsi="Times New Roman" w:cs="Times New Roman"/>
+          <w:sz w:val="24"/>
+          <w:szCs w:val="24"/>
+        </w:rPr>
+      </w:pPr>
+      <w:r>
+        <w:rPr>
+          <w:rFonts w:ascii="Times New Roman" w:hAnsi="Times New Roman" w:cs="Times New Roman"/>
+          <w:sz w:val="24"/>
+          <w:szCs w:val="24"/>
+        </w:rPr>
+        <w:t>plt.show()</w:t>
       </w:r>
     </w:p>
     <w:p>
@@ -5185,25 +4269,7 @@
           <w:sz w:val="24"/>
           <w:szCs w:val="24"/>
         </w:rPr>
-        <w:t xml:space="preserve">import </w:t>
-      </w:r>
-      <w:proofErr w:type="spellStart"/>
-      <w:r>
-        <w:rPr>
-          <w:rFonts w:ascii="Times New Roman" w:hAnsi="Times New Roman" w:cs="Times New Roman"/>
-          <w:sz w:val="24"/>
-          <w:szCs w:val="24"/>
-        </w:rPr>
-        <w:t>numpy</w:t>
-      </w:r>
-      <w:proofErr w:type="spellEnd"/>
-      <w:r>
-        <w:rPr>
-          <w:rFonts w:ascii="Times New Roman" w:hAnsi="Times New Roman" w:cs="Times New Roman"/>
-          <w:sz w:val="24"/>
-          <w:szCs w:val="24"/>
-        </w:rPr>
-        <w:t xml:space="preserve"> as np</w:t>
+        <w:t>import numpy as np</w:t>
       </w:r>
     </w:p>
     <w:p>
@@ -5222,38 +4288,8 @@
           <w:sz w:val="24"/>
           <w:szCs w:val="24"/>
         </w:rPr>
-        <w:t xml:space="preserve">import </w:t>
-      </w:r>
-      <w:proofErr w:type="spellStart"/>
-      <w:proofErr w:type="gramStart"/>
-      <w:r>
-        <w:rPr>
-          <w:rFonts w:ascii="Times New Roman" w:hAnsi="Times New Roman" w:cs="Times New Roman"/>
-          <w:sz w:val="24"/>
-          <w:szCs w:val="24"/>
-        </w:rPr>
-        <w:t>matplotlib.pyplot</w:t>
-      </w:r>
-      <w:proofErr w:type="spellEnd"/>
-      <w:proofErr w:type="gramEnd"/>
-      <w:r>
-        <w:rPr>
-          <w:rFonts w:ascii="Times New Roman" w:hAnsi="Times New Roman" w:cs="Times New Roman"/>
-          <w:sz w:val="24"/>
-          <w:szCs w:val="24"/>
-        </w:rPr>
-        <w:t xml:space="preserve"> as </w:t>
-      </w:r>
-      <w:proofErr w:type="spellStart"/>
-      <w:r>
-        <w:rPr>
-          <w:rFonts w:ascii="Times New Roman" w:hAnsi="Times New Roman" w:cs="Times New Roman"/>
-          <w:sz w:val="24"/>
-          <w:szCs w:val="24"/>
-        </w:rPr>
-        <w:t>plt</w:t>
-      </w:r>
-      <w:proofErr w:type="spellEnd"/>
+        <w:t>import matplotlib.pyplot as plt</w:t>
+      </w:r>
     </w:p>
     <w:p>
       <w:pPr>
@@ -5271,46 +4307,8 @@
           <w:sz w:val="24"/>
           <w:szCs w:val="24"/>
         </w:rPr>
-        <w:t xml:space="preserve">from </w:t>
-      </w:r>
-      <w:proofErr w:type="spellStart"/>
-      <w:proofErr w:type="gramStart"/>
-      <w:r>
-        <w:rPr>
-          <w:rFonts w:ascii="Times New Roman" w:hAnsi="Times New Roman" w:cs="Times New Roman"/>
-          <w:sz w:val="24"/>
-          <w:szCs w:val="24"/>
-        </w:rPr>
-        <w:t>sklearn.model</w:t>
-      </w:r>
-      <w:proofErr w:type="gramEnd"/>
-      <w:r>
-        <w:rPr>
-          <w:rFonts w:ascii="Times New Roman" w:hAnsi="Times New Roman" w:cs="Times New Roman"/>
-          <w:sz w:val="24"/>
-          <w:szCs w:val="24"/>
-        </w:rPr>
-        <w:t>_selection</w:t>
-      </w:r>
-      <w:proofErr w:type="spellEnd"/>
-      <w:r>
-        <w:rPr>
-          <w:rFonts w:ascii="Times New Roman" w:hAnsi="Times New Roman" w:cs="Times New Roman"/>
-          <w:sz w:val="24"/>
-          <w:szCs w:val="24"/>
-        </w:rPr>
-        <w:t xml:space="preserve"> import </w:t>
-      </w:r>
-      <w:proofErr w:type="spellStart"/>
-      <w:r>
-        <w:rPr>
-          <w:rFonts w:ascii="Times New Roman" w:hAnsi="Times New Roman" w:cs="Times New Roman"/>
-          <w:sz w:val="24"/>
-          <w:szCs w:val="24"/>
-        </w:rPr>
-        <w:t>train_test_split</w:t>
-      </w:r>
-      <w:proofErr w:type="spellEnd"/>
+        <w:t>from sklearn.model_selection import train_test_split</w:t>
+      </w:r>
     </w:p>
     <w:p>
       <w:pPr>
@@ -5328,38 +4326,8 @@
           <w:sz w:val="24"/>
           <w:szCs w:val="24"/>
         </w:rPr>
-        <w:t xml:space="preserve">from </w:t>
-      </w:r>
-      <w:proofErr w:type="spellStart"/>
-      <w:proofErr w:type="gramStart"/>
-      <w:r>
-        <w:rPr>
-          <w:rFonts w:ascii="Times New Roman" w:hAnsi="Times New Roman" w:cs="Times New Roman"/>
-          <w:sz w:val="24"/>
-          <w:szCs w:val="24"/>
-        </w:rPr>
-        <w:t>sklearn.tree</w:t>
-      </w:r>
-      <w:proofErr w:type="spellEnd"/>
-      <w:proofErr w:type="gramEnd"/>
-      <w:r>
-        <w:rPr>
-          <w:rFonts w:ascii="Times New Roman" w:hAnsi="Times New Roman" w:cs="Times New Roman"/>
-          <w:sz w:val="24"/>
-          <w:szCs w:val="24"/>
-        </w:rPr>
-        <w:t xml:space="preserve"> import </w:t>
-      </w:r>
-      <w:proofErr w:type="spellStart"/>
-      <w:r>
-        <w:rPr>
-          <w:rFonts w:ascii="Times New Roman" w:hAnsi="Times New Roman" w:cs="Times New Roman"/>
-          <w:sz w:val="24"/>
-          <w:szCs w:val="24"/>
-        </w:rPr>
-        <w:t>DecisionTreeClassifier</w:t>
-      </w:r>
-      <w:proofErr w:type="spellEnd"/>
+        <w:t>from sklearn.tree import DecisionTreeClassifier</w:t>
+      </w:r>
     </w:p>
     <w:p>
       <w:pPr>
@@ -5377,38 +4345,8 @@
           <w:sz w:val="24"/>
           <w:szCs w:val="24"/>
         </w:rPr>
-        <w:t xml:space="preserve">from </w:t>
-      </w:r>
-      <w:proofErr w:type="spellStart"/>
-      <w:proofErr w:type="gramStart"/>
-      <w:r>
-        <w:rPr>
-          <w:rFonts w:ascii="Times New Roman" w:hAnsi="Times New Roman" w:cs="Times New Roman"/>
-          <w:sz w:val="24"/>
-          <w:szCs w:val="24"/>
-        </w:rPr>
-        <w:t>sklearn.metrics</w:t>
-      </w:r>
-      <w:proofErr w:type="spellEnd"/>
-      <w:proofErr w:type="gramEnd"/>
-      <w:r>
-        <w:rPr>
-          <w:rFonts w:ascii="Times New Roman" w:hAnsi="Times New Roman" w:cs="Times New Roman"/>
-          <w:sz w:val="24"/>
-          <w:szCs w:val="24"/>
-        </w:rPr>
-        <w:t xml:space="preserve"> import </w:t>
-      </w:r>
-      <w:proofErr w:type="spellStart"/>
-      <w:r>
-        <w:rPr>
-          <w:rFonts w:ascii="Times New Roman" w:hAnsi="Times New Roman" w:cs="Times New Roman"/>
-          <w:sz w:val="24"/>
-          <w:szCs w:val="24"/>
-        </w:rPr>
-        <w:t>accuracy_score</w:t>
-      </w:r>
-      <w:proofErr w:type="spellEnd"/>
+        <w:t>from sklearn.metrics import accuracy_score</w:t>
+      </w:r>
     </w:p>
     <w:p>
       <w:pPr>
@@ -5483,25 +4421,7 @@
           <w:sz w:val="24"/>
           <w:szCs w:val="24"/>
         </w:rPr>
-        <w:t xml:space="preserve">    '</w:t>
-      </w:r>
-      <w:proofErr w:type="spellStart"/>
-      <w:r>
-        <w:rPr>
-          <w:rFonts w:ascii="Times New Roman" w:hAnsi="Times New Roman" w:cs="Times New Roman"/>
-          <w:sz w:val="24"/>
-          <w:szCs w:val="24"/>
-        </w:rPr>
-        <w:t>TreeCover</w:t>
-      </w:r>
-      <w:proofErr w:type="spellEnd"/>
-      <w:r>
-        <w:rPr>
-          <w:rFonts w:ascii="Times New Roman" w:hAnsi="Times New Roman" w:cs="Times New Roman"/>
-          <w:sz w:val="24"/>
-          <w:szCs w:val="24"/>
-        </w:rPr>
-        <w:t>': [92, 88, 38, 30, 90, 20, 95, 25],</w:t>
+        <w:t xml:space="preserve">    'TreeCover': [92, 88, 38, 30, 90, 20, 95, 25],</w:t>
       </w:r>
     </w:p>
     <w:p>
@@ -5615,18 +4535,8 @@
           <w:sz w:val="24"/>
           <w:szCs w:val="24"/>
         </w:rPr>
-        <w:t xml:space="preserve"># Create </w:t>
-      </w:r>
-      <w:proofErr w:type="spellStart"/>
-      <w:r>
-        <w:rPr>
-          <w:rFonts w:ascii="Times New Roman" w:hAnsi="Times New Roman" w:cs="Times New Roman"/>
-          <w:sz w:val="24"/>
-          <w:szCs w:val="24"/>
-        </w:rPr>
-        <w:t>DataFrame</w:t>
-      </w:r>
-      <w:proofErr w:type="spellEnd"/>
+        <w:t># Create DataFrame</w:t>
+      </w:r>
     </w:p>
     <w:p>
       <w:pPr>
@@ -5638,43 +4548,13 @@
           <w:szCs w:val="24"/>
         </w:rPr>
       </w:pPr>
-      <w:proofErr w:type="spellStart"/>
-      <w:r>
-        <w:rPr>
-          <w:rFonts w:ascii="Times New Roman" w:hAnsi="Times New Roman" w:cs="Times New Roman"/>
-          <w:sz w:val="24"/>
-          <w:szCs w:val="24"/>
-        </w:rPr>
-        <w:t>df</w:t>
-      </w:r>
-      <w:proofErr w:type="spellEnd"/>
-      <w:r>
-        <w:rPr>
-          <w:rFonts w:ascii="Times New Roman" w:hAnsi="Times New Roman" w:cs="Times New Roman"/>
-          <w:sz w:val="24"/>
-          <w:szCs w:val="24"/>
-        </w:rPr>
-        <w:t xml:space="preserve"> = </w:t>
-      </w:r>
-      <w:proofErr w:type="spellStart"/>
-      <w:proofErr w:type="gramStart"/>
-      <w:r>
-        <w:rPr>
-          <w:rFonts w:ascii="Times New Roman" w:hAnsi="Times New Roman" w:cs="Times New Roman"/>
-          <w:sz w:val="24"/>
-          <w:szCs w:val="24"/>
-        </w:rPr>
-        <w:t>pd.DataFrame</w:t>
-      </w:r>
-      <w:proofErr w:type="spellEnd"/>
-      <w:proofErr w:type="gramEnd"/>
-      <w:r>
-        <w:rPr>
-          <w:rFonts w:ascii="Times New Roman" w:hAnsi="Times New Roman" w:cs="Times New Roman"/>
-          <w:sz w:val="24"/>
-          <w:szCs w:val="24"/>
-        </w:rPr>
-        <w:t>(data)</w:t>
+      <w:r>
+        <w:rPr>
+          <w:rFonts w:ascii="Times New Roman" w:hAnsi="Times New Roman" w:cs="Times New Roman"/>
+          <w:sz w:val="24"/>
+          <w:szCs w:val="24"/>
+        </w:rPr>
+        <w:t>df = pd.DataFrame(data)</w:t>
       </w:r>
     </w:p>
     <w:p>
@@ -5712,25 +4592,7 @@
           <w:sz w:val="24"/>
           <w:szCs w:val="24"/>
         </w:rPr>
-        <w:t>print(</w:t>
-      </w:r>
-      <w:proofErr w:type="spellStart"/>
-      <w:r>
-        <w:rPr>
-          <w:rFonts w:ascii="Times New Roman" w:hAnsi="Times New Roman" w:cs="Times New Roman"/>
-          <w:sz w:val="24"/>
-          <w:szCs w:val="24"/>
-        </w:rPr>
-        <w:t>df</w:t>
-      </w:r>
-      <w:proofErr w:type="spellEnd"/>
-      <w:r>
-        <w:rPr>
-          <w:rFonts w:ascii="Times New Roman" w:hAnsi="Times New Roman" w:cs="Times New Roman"/>
-          <w:sz w:val="24"/>
-          <w:szCs w:val="24"/>
-        </w:rPr>
-        <w:t>)</w:t>
+        <w:t>print(df)</w:t>
       </w:r>
     </w:p>
     <w:p>
@@ -5762,41 +4624,13 @@
           <w:szCs w:val="24"/>
         </w:rPr>
       </w:pPr>
-      <w:proofErr w:type="gramStart"/>
-      <w:r>
-        <w:rPr>
-          <w:rFonts w:ascii="Times New Roman" w:hAnsi="Times New Roman" w:cs="Times New Roman"/>
-          <w:sz w:val="24"/>
-          <w:szCs w:val="24"/>
-        </w:rPr>
-        <w:t>print(</w:t>
-      </w:r>
-      <w:proofErr w:type="gramEnd"/>
-      <w:r>
-        <w:rPr>
-          <w:rFonts w:ascii="Times New Roman" w:hAnsi="Times New Roman" w:cs="Times New Roman"/>
-          <w:sz w:val="24"/>
-          <w:szCs w:val="24"/>
-        </w:rPr>
-        <w:t>"\</w:t>
-      </w:r>
-      <w:proofErr w:type="spellStart"/>
-      <w:r>
-        <w:rPr>
-          <w:rFonts w:ascii="Times New Roman" w:hAnsi="Times New Roman" w:cs="Times New Roman"/>
-          <w:sz w:val="24"/>
-          <w:szCs w:val="24"/>
-        </w:rPr>
-        <w:t>nMissing</w:t>
-      </w:r>
-      <w:proofErr w:type="spellEnd"/>
-      <w:r>
-        <w:rPr>
-          <w:rFonts w:ascii="Times New Roman" w:hAnsi="Times New Roman" w:cs="Times New Roman"/>
-          <w:sz w:val="24"/>
-          <w:szCs w:val="24"/>
-        </w:rPr>
-        <w:t xml:space="preserve"> Values")</w:t>
+      <w:r>
+        <w:rPr>
+          <w:rFonts w:ascii="Times New Roman" w:hAnsi="Times New Roman" w:cs="Times New Roman"/>
+          <w:sz w:val="24"/>
+          <w:szCs w:val="24"/>
+        </w:rPr>
+        <w:t>print("\nMissing Values")</w:t>
       </w:r>
     </w:p>
     <w:p>
@@ -5815,45 +4649,7 @@
           <w:sz w:val="24"/>
           <w:szCs w:val="24"/>
         </w:rPr>
-        <w:t>print(</w:t>
-      </w:r>
-      <w:proofErr w:type="spellStart"/>
-      <w:proofErr w:type="gramStart"/>
-      <w:r>
-        <w:rPr>
-          <w:rFonts w:ascii="Times New Roman" w:hAnsi="Times New Roman" w:cs="Times New Roman"/>
-          <w:sz w:val="24"/>
-          <w:szCs w:val="24"/>
-        </w:rPr>
-        <w:t>df.isnull</w:t>
-      </w:r>
-      <w:proofErr w:type="spellEnd"/>
-      <w:proofErr w:type="gramEnd"/>
-      <w:r>
-        <w:rPr>
-          <w:rFonts w:ascii="Times New Roman" w:hAnsi="Times New Roman" w:cs="Times New Roman"/>
-          <w:sz w:val="24"/>
-          <w:szCs w:val="24"/>
-        </w:rPr>
-        <w:t>(</w:t>
-      </w:r>
-      <w:proofErr w:type="gramStart"/>
-      <w:r>
-        <w:rPr>
-          <w:rFonts w:ascii="Times New Roman" w:hAnsi="Times New Roman" w:cs="Times New Roman"/>
-          <w:sz w:val="24"/>
-          <w:szCs w:val="24"/>
-        </w:rPr>
-        <w:t>).sum</w:t>
-      </w:r>
-      <w:proofErr w:type="gramEnd"/>
-      <w:r>
-        <w:rPr>
-          <w:rFonts w:ascii="Times New Roman" w:hAnsi="Times New Roman" w:cs="Times New Roman"/>
-          <w:sz w:val="24"/>
-          <w:szCs w:val="24"/>
-        </w:rPr>
-        <w:t>())</w:t>
+        <w:t>print(df.isnull().sum())</w:t>
       </w:r>
     </w:p>
     <w:p>
@@ -5885,41 +4681,13 @@
           <w:szCs w:val="24"/>
         </w:rPr>
       </w:pPr>
-      <w:proofErr w:type="gramStart"/>
-      <w:r>
-        <w:rPr>
-          <w:rFonts w:ascii="Times New Roman" w:hAnsi="Times New Roman" w:cs="Times New Roman"/>
-          <w:sz w:val="24"/>
-          <w:szCs w:val="24"/>
-        </w:rPr>
-        <w:t>print(</w:t>
-      </w:r>
-      <w:proofErr w:type="gramEnd"/>
-      <w:r>
-        <w:rPr>
-          <w:rFonts w:ascii="Times New Roman" w:hAnsi="Times New Roman" w:cs="Times New Roman"/>
-          <w:sz w:val="24"/>
-          <w:szCs w:val="24"/>
-        </w:rPr>
-        <w:t>"\</w:t>
-      </w:r>
-      <w:proofErr w:type="spellStart"/>
-      <w:r>
-        <w:rPr>
-          <w:rFonts w:ascii="Times New Roman" w:hAnsi="Times New Roman" w:cs="Times New Roman"/>
-          <w:sz w:val="24"/>
-          <w:szCs w:val="24"/>
-        </w:rPr>
-        <w:t>nStatistical</w:t>
-      </w:r>
-      <w:proofErr w:type="spellEnd"/>
-      <w:r>
-        <w:rPr>
-          <w:rFonts w:ascii="Times New Roman" w:hAnsi="Times New Roman" w:cs="Times New Roman"/>
-          <w:sz w:val="24"/>
-          <w:szCs w:val="24"/>
-        </w:rPr>
-        <w:t xml:space="preserve"> Summary")</w:t>
+      <w:r>
+        <w:rPr>
+          <w:rFonts w:ascii="Times New Roman" w:hAnsi="Times New Roman" w:cs="Times New Roman"/>
+          <w:sz w:val="24"/>
+          <w:szCs w:val="24"/>
+        </w:rPr>
+        <w:t>print("\nStatistical Summary")</w:t>
       </w:r>
     </w:p>
     <w:p>
@@ -5938,27 +4706,7 @@
           <w:sz w:val="24"/>
           <w:szCs w:val="24"/>
         </w:rPr>
-        <w:t>print(</w:t>
-      </w:r>
-      <w:proofErr w:type="spellStart"/>
-      <w:proofErr w:type="gramStart"/>
-      <w:r>
-        <w:rPr>
-          <w:rFonts w:ascii="Times New Roman" w:hAnsi="Times New Roman" w:cs="Times New Roman"/>
-          <w:sz w:val="24"/>
-          <w:szCs w:val="24"/>
-        </w:rPr>
-        <w:t>df.describe</w:t>
-      </w:r>
-      <w:proofErr w:type="spellEnd"/>
-      <w:proofErr w:type="gramEnd"/>
-      <w:r>
-        <w:rPr>
-          <w:rFonts w:ascii="Times New Roman" w:hAnsi="Times New Roman" w:cs="Times New Roman"/>
-          <w:sz w:val="24"/>
-          <w:szCs w:val="24"/>
-        </w:rPr>
-        <w:t>())</w:t>
+        <w:t>print(df.describe())</w:t>
       </w:r>
     </w:p>
     <w:p>
@@ -5990,95 +4738,13 @@
           <w:szCs w:val="24"/>
         </w:rPr>
       </w:pPr>
-      <w:proofErr w:type="gramStart"/>
-      <w:r>
-        <w:rPr>
-          <w:rFonts w:ascii="Times New Roman" w:hAnsi="Times New Roman" w:cs="Times New Roman"/>
-          <w:sz w:val="24"/>
-          <w:szCs w:val="24"/>
-        </w:rPr>
-        <w:t>print(</w:t>
-      </w:r>
-      <w:proofErr w:type="gramEnd"/>
-      <w:r>
-        <w:rPr>
-          <w:rFonts w:ascii="Times New Roman" w:hAnsi="Times New Roman" w:cs="Times New Roman"/>
-          <w:sz w:val="24"/>
-          <w:szCs w:val="24"/>
-        </w:rPr>
-        <w:t>"\</w:t>
-      </w:r>
-      <w:proofErr w:type="spellStart"/>
-      <w:r>
-        <w:rPr>
-          <w:rFonts w:ascii="Times New Roman" w:hAnsi="Times New Roman" w:cs="Times New Roman"/>
-          <w:sz w:val="24"/>
-          <w:szCs w:val="24"/>
-        </w:rPr>
-        <w:t>nAverage</w:t>
-      </w:r>
-      <w:proofErr w:type="spellEnd"/>
-      <w:r>
-        <w:rPr>
-          <w:rFonts w:ascii="Times New Roman" w:hAnsi="Times New Roman" w:cs="Times New Roman"/>
-          <w:sz w:val="24"/>
-          <w:szCs w:val="24"/>
-        </w:rPr>
-        <w:t xml:space="preserve"> Tree Cover:", </w:t>
-      </w:r>
-      <w:proofErr w:type="spellStart"/>
-      <w:r>
-        <w:rPr>
-          <w:rFonts w:ascii="Times New Roman" w:hAnsi="Times New Roman" w:cs="Times New Roman"/>
-          <w:sz w:val="24"/>
-          <w:szCs w:val="24"/>
-        </w:rPr>
-        <w:t>df</w:t>
-      </w:r>
-      <w:proofErr w:type="spellEnd"/>
-      <w:r>
-        <w:rPr>
-          <w:rFonts w:ascii="Times New Roman" w:hAnsi="Times New Roman" w:cs="Times New Roman"/>
-          <w:sz w:val="24"/>
-          <w:szCs w:val="24"/>
-        </w:rPr>
-        <w:t>['</w:t>
-      </w:r>
-      <w:proofErr w:type="spellStart"/>
-      <w:r>
-        <w:rPr>
-          <w:rFonts w:ascii="Times New Roman" w:hAnsi="Times New Roman" w:cs="Times New Roman"/>
-          <w:sz w:val="24"/>
-          <w:szCs w:val="24"/>
-        </w:rPr>
-        <w:t>TreeCover</w:t>
-      </w:r>
-      <w:proofErr w:type="spellEnd"/>
-      <w:r>
-        <w:rPr>
-          <w:rFonts w:ascii="Times New Roman" w:hAnsi="Times New Roman" w:cs="Times New Roman"/>
-          <w:sz w:val="24"/>
-          <w:szCs w:val="24"/>
-        </w:rPr>
-        <w:t>'</w:t>
-      </w:r>
-      <w:proofErr w:type="gramStart"/>
-      <w:r>
-        <w:rPr>
-          <w:rFonts w:ascii="Times New Roman" w:hAnsi="Times New Roman" w:cs="Times New Roman"/>
-          <w:sz w:val="24"/>
-          <w:szCs w:val="24"/>
-        </w:rPr>
-        <w:t>].mean</w:t>
-      </w:r>
-      <w:proofErr w:type="gramEnd"/>
-      <w:r>
-        <w:rPr>
-          <w:rFonts w:ascii="Times New Roman" w:hAnsi="Times New Roman" w:cs="Times New Roman"/>
-          <w:sz w:val="24"/>
-          <w:szCs w:val="24"/>
-        </w:rPr>
-        <w:t>())</w:t>
+      <w:r>
+        <w:rPr>
+          <w:rFonts w:ascii="Times New Roman" w:hAnsi="Times New Roman" w:cs="Times New Roman"/>
+          <w:sz w:val="24"/>
+          <w:szCs w:val="24"/>
+        </w:rPr>
+        <w:t>print("\nAverage Tree Cover:", df['TreeCover'].mean())</w:t>
       </w:r>
     </w:p>
     <w:p>
@@ -6091,7 +4757,6 @@
           <w:szCs w:val="24"/>
         </w:rPr>
       </w:pPr>
-      <w:proofErr w:type="gramStart"/>
       <w:r>
         <w:rPr>
           <w:rFonts w:ascii="Times New Roman" w:hAnsi="Times New Roman" w:cs="Times New Roman"/>
@@ -6099,52 +4764,7 @@
           <w:szCs w:val="24"/>
         </w:rPr>
         <w:lastRenderedPageBreak/>
-        <w:t>print(</w:t>
-      </w:r>
-      <w:proofErr w:type="gramEnd"/>
-      <w:r>
-        <w:rPr>
-          <w:rFonts w:ascii="Times New Roman" w:hAnsi="Times New Roman" w:cs="Times New Roman"/>
-          <w:sz w:val="24"/>
-          <w:szCs w:val="24"/>
-        </w:rPr>
-        <w:t xml:space="preserve">"Average Rainfall:", </w:t>
-      </w:r>
-      <w:proofErr w:type="spellStart"/>
-      <w:r>
-        <w:rPr>
-          <w:rFonts w:ascii="Times New Roman" w:hAnsi="Times New Roman" w:cs="Times New Roman"/>
-          <w:sz w:val="24"/>
-          <w:szCs w:val="24"/>
-        </w:rPr>
-        <w:t>df</w:t>
-      </w:r>
-      <w:proofErr w:type="spellEnd"/>
-      <w:r>
-        <w:rPr>
-          <w:rFonts w:ascii="Times New Roman" w:hAnsi="Times New Roman" w:cs="Times New Roman"/>
-          <w:sz w:val="24"/>
-          <w:szCs w:val="24"/>
-        </w:rPr>
-        <w:t>['Rainfall'</w:t>
-      </w:r>
-      <w:proofErr w:type="gramStart"/>
-      <w:r>
-        <w:rPr>
-          <w:rFonts w:ascii="Times New Roman" w:hAnsi="Times New Roman" w:cs="Times New Roman"/>
-          <w:sz w:val="24"/>
-          <w:szCs w:val="24"/>
-        </w:rPr>
-        <w:t>].mean</w:t>
-      </w:r>
-      <w:proofErr w:type="gramEnd"/>
-      <w:r>
-        <w:rPr>
-          <w:rFonts w:ascii="Times New Roman" w:hAnsi="Times New Roman" w:cs="Times New Roman"/>
-          <w:sz w:val="24"/>
-          <w:szCs w:val="24"/>
-        </w:rPr>
-        <w:t>())</w:t>
+        <w:t>print("Average Rainfall:", df['Rainfall'].mean())</w:t>
       </w:r>
     </w:p>
     <w:p>
@@ -6176,87 +4796,13 @@
           <w:szCs w:val="24"/>
         </w:rPr>
       </w:pPr>
-      <w:proofErr w:type="spellStart"/>
-      <w:r>
-        <w:rPr>
-          <w:rFonts w:ascii="Times New Roman" w:hAnsi="Times New Roman" w:cs="Times New Roman"/>
-          <w:sz w:val="24"/>
-          <w:szCs w:val="24"/>
-        </w:rPr>
-        <w:t>df</w:t>
-      </w:r>
-      <w:proofErr w:type="spellEnd"/>
-      <w:r>
-        <w:rPr>
-          <w:rFonts w:ascii="Times New Roman" w:hAnsi="Times New Roman" w:cs="Times New Roman"/>
-          <w:sz w:val="24"/>
-          <w:szCs w:val="24"/>
-        </w:rPr>
-        <w:t>['</w:t>
-      </w:r>
-      <w:proofErr w:type="spellStart"/>
-      <w:r>
-        <w:rPr>
-          <w:rFonts w:ascii="Times New Roman" w:hAnsi="Times New Roman" w:cs="Times New Roman"/>
-          <w:sz w:val="24"/>
-          <w:szCs w:val="24"/>
-        </w:rPr>
-        <w:t>Class'</w:t>
-      </w:r>
-      <w:proofErr w:type="spellEnd"/>
-      <w:r>
-        <w:rPr>
-          <w:rFonts w:ascii="Times New Roman" w:hAnsi="Times New Roman" w:cs="Times New Roman"/>
-          <w:sz w:val="24"/>
-          <w:szCs w:val="24"/>
-        </w:rPr>
-        <w:t xml:space="preserve">] = </w:t>
-      </w:r>
-      <w:proofErr w:type="spellStart"/>
-      <w:r>
-        <w:rPr>
-          <w:rFonts w:ascii="Times New Roman" w:hAnsi="Times New Roman" w:cs="Times New Roman"/>
-          <w:sz w:val="24"/>
-          <w:szCs w:val="24"/>
-        </w:rPr>
-        <w:t>df</w:t>
-      </w:r>
-      <w:proofErr w:type="spellEnd"/>
-      <w:r>
-        <w:rPr>
-          <w:rFonts w:ascii="Times New Roman" w:hAnsi="Times New Roman" w:cs="Times New Roman"/>
-          <w:sz w:val="24"/>
-          <w:szCs w:val="24"/>
-        </w:rPr>
-        <w:t>['</w:t>
-      </w:r>
-      <w:proofErr w:type="spellStart"/>
-      <w:r>
-        <w:rPr>
-          <w:rFonts w:ascii="Times New Roman" w:hAnsi="Times New Roman" w:cs="Times New Roman"/>
-          <w:sz w:val="24"/>
-          <w:szCs w:val="24"/>
-        </w:rPr>
-        <w:t>Class'</w:t>
-      </w:r>
-      <w:proofErr w:type="spellEnd"/>
-      <w:proofErr w:type="gramStart"/>
-      <w:r>
-        <w:rPr>
-          <w:rFonts w:ascii="Times New Roman" w:hAnsi="Times New Roman" w:cs="Times New Roman"/>
-          <w:sz w:val="24"/>
-          <w:szCs w:val="24"/>
-        </w:rPr>
-        <w:t>].map</w:t>
-      </w:r>
-      <w:proofErr w:type="gramEnd"/>
-      <w:r>
-        <w:rPr>
-          <w:rFonts w:ascii="Times New Roman" w:hAnsi="Times New Roman" w:cs="Times New Roman"/>
-          <w:sz w:val="24"/>
-          <w:szCs w:val="24"/>
-        </w:rPr>
-        <w:t>({'Forest':1, 'Deforested':0})</w:t>
+      <w:r>
+        <w:rPr>
+          <w:rFonts w:ascii="Times New Roman" w:hAnsi="Times New Roman" w:cs="Times New Roman"/>
+          <w:sz w:val="24"/>
+          <w:szCs w:val="24"/>
+        </w:rPr>
+        <w:t>df['Class'] = df['Class'].map({'Forest':1, 'Deforested':0})</w:t>
       </w:r>
     </w:p>
     <w:p>
@@ -6294,53 +4840,7 @@
           <w:sz w:val="24"/>
           <w:szCs w:val="24"/>
         </w:rPr>
-        <w:t xml:space="preserve">X = </w:t>
-      </w:r>
-      <w:proofErr w:type="spellStart"/>
-      <w:proofErr w:type="gramStart"/>
-      <w:r>
-        <w:rPr>
-          <w:rFonts w:ascii="Times New Roman" w:hAnsi="Times New Roman" w:cs="Times New Roman"/>
-          <w:sz w:val="24"/>
-          <w:szCs w:val="24"/>
-        </w:rPr>
-        <w:t>df</w:t>
-      </w:r>
-      <w:proofErr w:type="spellEnd"/>
-      <w:r>
-        <w:rPr>
-          <w:rFonts w:ascii="Times New Roman" w:hAnsi="Times New Roman" w:cs="Times New Roman"/>
-          <w:sz w:val="24"/>
-          <w:szCs w:val="24"/>
-        </w:rPr>
-        <w:t>[</w:t>
-      </w:r>
-      <w:proofErr w:type="gramEnd"/>
-      <w:r>
-        <w:rPr>
-          <w:rFonts w:ascii="Times New Roman" w:hAnsi="Times New Roman" w:cs="Times New Roman"/>
-          <w:sz w:val="24"/>
-          <w:szCs w:val="24"/>
-        </w:rPr>
-        <w:t>['NDVI', '</w:t>
-      </w:r>
-      <w:proofErr w:type="spellStart"/>
-      <w:r>
-        <w:rPr>
-          <w:rFonts w:ascii="Times New Roman" w:hAnsi="Times New Roman" w:cs="Times New Roman"/>
-          <w:sz w:val="24"/>
-          <w:szCs w:val="24"/>
-        </w:rPr>
-        <w:t>TreeCover</w:t>
-      </w:r>
-      <w:proofErr w:type="spellEnd"/>
-      <w:r>
-        <w:rPr>
-          <w:rFonts w:ascii="Times New Roman" w:hAnsi="Times New Roman" w:cs="Times New Roman"/>
-          <w:sz w:val="24"/>
-          <w:szCs w:val="24"/>
-        </w:rPr>
-        <w:t>', 'Rainfall', 'Temperature']]</w:t>
+        <w:t>X = df[['NDVI', 'TreeCover', 'Rainfall', 'Temperature']]</w:t>
       </w:r>
     </w:p>
     <w:p>
@@ -6359,43 +4859,7 @@
           <w:sz w:val="24"/>
           <w:szCs w:val="24"/>
         </w:rPr>
-        <w:t xml:space="preserve">y = </w:t>
-      </w:r>
-      <w:proofErr w:type="spellStart"/>
-      <w:r>
-        <w:rPr>
-          <w:rFonts w:ascii="Times New Roman" w:hAnsi="Times New Roman" w:cs="Times New Roman"/>
-          <w:sz w:val="24"/>
-          <w:szCs w:val="24"/>
-        </w:rPr>
-        <w:t>df</w:t>
-      </w:r>
-      <w:proofErr w:type="spellEnd"/>
-      <w:r>
-        <w:rPr>
-          <w:rFonts w:ascii="Times New Roman" w:hAnsi="Times New Roman" w:cs="Times New Roman"/>
-          <w:sz w:val="24"/>
-          <w:szCs w:val="24"/>
-        </w:rPr>
-        <w:t>['</w:t>
-      </w:r>
-      <w:proofErr w:type="spellStart"/>
-      <w:r>
-        <w:rPr>
-          <w:rFonts w:ascii="Times New Roman" w:hAnsi="Times New Roman" w:cs="Times New Roman"/>
-          <w:sz w:val="24"/>
-          <w:szCs w:val="24"/>
-        </w:rPr>
-        <w:t>Class'</w:t>
-      </w:r>
-      <w:proofErr w:type="spellEnd"/>
-      <w:r>
-        <w:rPr>
-          <w:rFonts w:ascii="Times New Roman" w:hAnsi="Times New Roman" w:cs="Times New Roman"/>
-          <w:sz w:val="24"/>
-          <w:szCs w:val="24"/>
-        </w:rPr>
-        <w:t>]</w:t>
+        <w:t>y = df['Class']</w:t>
       </w:r>
     </w:p>
     <w:p>
@@ -6427,106 +4891,14 @@
           <w:szCs w:val="24"/>
         </w:rPr>
       </w:pPr>
-      <w:proofErr w:type="spellStart"/>
-      <w:r>
-        <w:rPr>
-          <w:rFonts w:ascii="Times New Roman" w:hAnsi="Times New Roman" w:cs="Times New Roman"/>
-          <w:sz w:val="24"/>
-          <w:szCs w:val="24"/>
-        </w:rPr>
-        <w:t>X_train</w:t>
-      </w:r>
-      <w:proofErr w:type="spellEnd"/>
-      <w:r>
-        <w:rPr>
-          <w:rFonts w:ascii="Times New Roman" w:hAnsi="Times New Roman" w:cs="Times New Roman"/>
-          <w:sz w:val="24"/>
-          <w:szCs w:val="24"/>
-        </w:rPr>
-        <w:t xml:space="preserve">, </w:t>
-      </w:r>
-      <w:proofErr w:type="spellStart"/>
-      <w:r>
-        <w:rPr>
-          <w:rFonts w:ascii="Times New Roman" w:hAnsi="Times New Roman" w:cs="Times New Roman"/>
-          <w:sz w:val="24"/>
-          <w:szCs w:val="24"/>
-        </w:rPr>
-        <w:t>X_test</w:t>
-      </w:r>
-      <w:proofErr w:type="spellEnd"/>
-      <w:r>
-        <w:rPr>
-          <w:rFonts w:ascii="Times New Roman" w:hAnsi="Times New Roman" w:cs="Times New Roman"/>
-          <w:sz w:val="24"/>
-          <w:szCs w:val="24"/>
-        </w:rPr>
-        <w:t xml:space="preserve">, </w:t>
-      </w:r>
-      <w:proofErr w:type="spellStart"/>
-      <w:r>
-        <w:rPr>
-          <w:rFonts w:ascii="Times New Roman" w:hAnsi="Times New Roman" w:cs="Times New Roman"/>
-          <w:sz w:val="24"/>
-          <w:szCs w:val="24"/>
-        </w:rPr>
-        <w:t>y_train</w:t>
-      </w:r>
-      <w:proofErr w:type="spellEnd"/>
-      <w:r>
-        <w:rPr>
-          <w:rFonts w:ascii="Times New Roman" w:hAnsi="Times New Roman" w:cs="Times New Roman"/>
-          <w:sz w:val="24"/>
-          <w:szCs w:val="24"/>
-        </w:rPr>
-        <w:t xml:space="preserve">, </w:t>
-      </w:r>
-      <w:proofErr w:type="spellStart"/>
-      <w:r>
-        <w:rPr>
-          <w:rFonts w:ascii="Times New Roman" w:hAnsi="Times New Roman" w:cs="Times New Roman"/>
-          <w:sz w:val="24"/>
-          <w:szCs w:val="24"/>
-        </w:rPr>
-        <w:t>y_test</w:t>
-      </w:r>
-      <w:proofErr w:type="spellEnd"/>
-      <w:r>
-        <w:rPr>
-          <w:rFonts w:ascii="Times New Roman" w:hAnsi="Times New Roman" w:cs="Times New Roman"/>
-          <w:sz w:val="24"/>
-          <w:szCs w:val="24"/>
-        </w:rPr>
-        <w:t xml:space="preserve"> = </w:t>
-      </w:r>
-      <w:proofErr w:type="spellStart"/>
-      <w:r>
-        <w:rPr>
-          <w:rFonts w:ascii="Times New Roman" w:hAnsi="Times New Roman" w:cs="Times New Roman"/>
-          <w:sz w:val="24"/>
-          <w:szCs w:val="24"/>
-        </w:rPr>
-        <w:t>train_test_</w:t>
-      </w:r>
-      <w:proofErr w:type="gramStart"/>
-      <w:r>
-        <w:rPr>
-          <w:rFonts w:ascii="Times New Roman" w:hAnsi="Times New Roman" w:cs="Times New Roman"/>
-          <w:sz w:val="24"/>
-          <w:szCs w:val="24"/>
-        </w:rPr>
-        <w:t>split</w:t>
-      </w:r>
-      <w:proofErr w:type="spellEnd"/>
-      <w:r>
-        <w:rPr>
-          <w:rFonts w:ascii="Times New Roman" w:hAnsi="Times New Roman" w:cs="Times New Roman"/>
-          <w:sz w:val="24"/>
-          <w:szCs w:val="24"/>
-        </w:rPr>
-        <w:t>(</w:t>
-      </w:r>
-      <w:proofErr w:type="gramEnd"/>
+      <w:r>
+        <w:rPr>
+          <w:rFonts w:ascii="Times New Roman" w:hAnsi="Times New Roman" w:cs="Times New Roman"/>
+          <w:sz w:val="24"/>
+          <w:szCs w:val="24"/>
+        </w:rPr>
+        <w:t>X_train, X_test, y_train, y_test = train_test_split(</w:t>
+      </w:r>
     </w:p>
     <w:p>
       <w:pPr>
@@ -6544,43 +4916,7 @@
           <w:sz w:val="24"/>
           <w:szCs w:val="24"/>
         </w:rPr>
-        <w:t xml:space="preserve">    X, y, </w:t>
-      </w:r>
-      <w:proofErr w:type="spellStart"/>
-      <w:r>
-        <w:rPr>
-          <w:rFonts w:ascii="Times New Roman" w:hAnsi="Times New Roman" w:cs="Times New Roman"/>
-          <w:sz w:val="24"/>
-          <w:szCs w:val="24"/>
-        </w:rPr>
-        <w:t>test_size</w:t>
-      </w:r>
-      <w:proofErr w:type="spellEnd"/>
-      <w:r>
-        <w:rPr>
-          <w:rFonts w:ascii="Times New Roman" w:hAnsi="Times New Roman" w:cs="Times New Roman"/>
-          <w:sz w:val="24"/>
-          <w:szCs w:val="24"/>
-        </w:rPr>
-        <w:t xml:space="preserve">=0.25, </w:t>
-      </w:r>
-      <w:proofErr w:type="spellStart"/>
-      <w:r>
-        <w:rPr>
-          <w:rFonts w:ascii="Times New Roman" w:hAnsi="Times New Roman" w:cs="Times New Roman"/>
-          <w:sz w:val="24"/>
-          <w:szCs w:val="24"/>
-        </w:rPr>
-        <w:t>random_state</w:t>
-      </w:r>
-      <w:proofErr w:type="spellEnd"/>
-      <w:r>
-        <w:rPr>
-          <w:rFonts w:ascii="Times New Roman" w:hAnsi="Times New Roman" w:cs="Times New Roman"/>
-          <w:sz w:val="24"/>
-          <w:szCs w:val="24"/>
-        </w:rPr>
-        <w:t>=42</w:t>
+        <w:t xml:space="preserve">    X, y, test_size=0.25, random_state=42</w:t>
       </w:r>
     </w:p>
     <w:p>
@@ -6637,43 +4973,7 @@
           <w:sz w:val="24"/>
           <w:szCs w:val="24"/>
         </w:rPr>
-        <w:t xml:space="preserve">model = </w:t>
-      </w:r>
-      <w:proofErr w:type="spellStart"/>
-      <w:r>
-        <w:rPr>
-          <w:rFonts w:ascii="Times New Roman" w:hAnsi="Times New Roman" w:cs="Times New Roman"/>
-          <w:sz w:val="24"/>
-          <w:szCs w:val="24"/>
-        </w:rPr>
-        <w:t>DecisionTreeClassifier</w:t>
-      </w:r>
-      <w:proofErr w:type="spellEnd"/>
-      <w:r>
-        <w:rPr>
-          <w:rFonts w:ascii="Times New Roman" w:hAnsi="Times New Roman" w:cs="Times New Roman"/>
-          <w:sz w:val="24"/>
-          <w:szCs w:val="24"/>
-        </w:rPr>
-        <w:t>(</w:t>
-      </w:r>
-      <w:proofErr w:type="spellStart"/>
-      <w:r>
-        <w:rPr>
-          <w:rFonts w:ascii="Times New Roman" w:hAnsi="Times New Roman" w:cs="Times New Roman"/>
-          <w:sz w:val="24"/>
-          <w:szCs w:val="24"/>
-        </w:rPr>
-        <w:t>random_state</w:t>
-      </w:r>
-      <w:proofErr w:type="spellEnd"/>
-      <w:r>
-        <w:rPr>
-          <w:rFonts w:ascii="Times New Roman" w:hAnsi="Times New Roman" w:cs="Times New Roman"/>
-          <w:sz w:val="24"/>
-          <w:szCs w:val="24"/>
-        </w:rPr>
-        <w:t>=42)</w:t>
+        <w:t>model = DecisionTreeClassifier(random_state=42)</w:t>
       </w:r>
     </w:p>
     <w:p>
@@ -6686,61 +4986,13 @@
           <w:szCs w:val="24"/>
         </w:rPr>
       </w:pPr>
-      <w:proofErr w:type="spellStart"/>
-      <w:proofErr w:type="gramStart"/>
-      <w:r>
-        <w:rPr>
-          <w:rFonts w:ascii="Times New Roman" w:hAnsi="Times New Roman" w:cs="Times New Roman"/>
-          <w:sz w:val="24"/>
-          <w:szCs w:val="24"/>
-        </w:rPr>
-        <w:t>model.fit</w:t>
-      </w:r>
-      <w:proofErr w:type="spellEnd"/>
-      <w:r>
-        <w:rPr>
-          <w:rFonts w:ascii="Times New Roman" w:hAnsi="Times New Roman" w:cs="Times New Roman"/>
-          <w:sz w:val="24"/>
-          <w:szCs w:val="24"/>
-        </w:rPr>
-        <w:t>(</w:t>
-      </w:r>
-      <w:proofErr w:type="spellStart"/>
-      <w:proofErr w:type="gramEnd"/>
-      <w:r>
-        <w:rPr>
-          <w:rFonts w:ascii="Times New Roman" w:hAnsi="Times New Roman" w:cs="Times New Roman"/>
-          <w:sz w:val="24"/>
-          <w:szCs w:val="24"/>
-        </w:rPr>
-        <w:t>X_train</w:t>
-      </w:r>
-      <w:proofErr w:type="spellEnd"/>
-      <w:r>
-        <w:rPr>
-          <w:rFonts w:ascii="Times New Roman" w:hAnsi="Times New Roman" w:cs="Times New Roman"/>
-          <w:sz w:val="24"/>
-          <w:szCs w:val="24"/>
-        </w:rPr>
-        <w:t xml:space="preserve">, </w:t>
-      </w:r>
-      <w:proofErr w:type="spellStart"/>
-      <w:r>
-        <w:rPr>
-          <w:rFonts w:ascii="Times New Roman" w:hAnsi="Times New Roman" w:cs="Times New Roman"/>
-          <w:sz w:val="24"/>
-          <w:szCs w:val="24"/>
-        </w:rPr>
-        <w:t>y_train</w:t>
-      </w:r>
-      <w:proofErr w:type="spellEnd"/>
-      <w:r>
-        <w:rPr>
-          <w:rFonts w:ascii="Times New Roman" w:hAnsi="Times New Roman" w:cs="Times New Roman"/>
-          <w:sz w:val="24"/>
-          <w:szCs w:val="24"/>
-        </w:rPr>
-        <w:t>)</w:t>
+      <w:r>
+        <w:rPr>
+          <w:rFonts w:ascii="Times New Roman" w:hAnsi="Times New Roman" w:cs="Times New Roman"/>
+          <w:sz w:val="24"/>
+          <w:szCs w:val="24"/>
+        </w:rPr>
+        <w:t>model.fit(X_train, y_train)</w:t>
       </w:r>
     </w:p>
     <w:p>
@@ -6772,61 +5024,13 @@
           <w:szCs w:val="24"/>
         </w:rPr>
       </w:pPr>
-      <w:proofErr w:type="spellStart"/>
-      <w:r>
-        <w:rPr>
-          <w:rFonts w:ascii="Times New Roman" w:hAnsi="Times New Roman" w:cs="Times New Roman"/>
-          <w:sz w:val="24"/>
-          <w:szCs w:val="24"/>
-        </w:rPr>
-        <w:t>y_pred</w:t>
-      </w:r>
-      <w:proofErr w:type="spellEnd"/>
-      <w:r>
-        <w:rPr>
-          <w:rFonts w:ascii="Times New Roman" w:hAnsi="Times New Roman" w:cs="Times New Roman"/>
-          <w:sz w:val="24"/>
-          <w:szCs w:val="24"/>
-        </w:rPr>
-        <w:t xml:space="preserve"> = </w:t>
-      </w:r>
-      <w:proofErr w:type="spellStart"/>
-      <w:proofErr w:type="gramStart"/>
-      <w:r>
-        <w:rPr>
-          <w:rFonts w:ascii="Times New Roman" w:hAnsi="Times New Roman" w:cs="Times New Roman"/>
-          <w:sz w:val="24"/>
-          <w:szCs w:val="24"/>
-        </w:rPr>
-        <w:t>model.predict</w:t>
-      </w:r>
-      <w:proofErr w:type="spellEnd"/>
-      <w:proofErr w:type="gramEnd"/>
-      <w:r>
-        <w:rPr>
-          <w:rFonts w:ascii="Times New Roman" w:hAnsi="Times New Roman" w:cs="Times New Roman"/>
-          <w:sz w:val="24"/>
-          <w:szCs w:val="24"/>
-        </w:rPr>
-        <w:t>(</w:t>
-      </w:r>
-      <w:proofErr w:type="spellStart"/>
-      <w:r>
-        <w:rPr>
-          <w:rFonts w:ascii="Times New Roman" w:hAnsi="Times New Roman" w:cs="Times New Roman"/>
-          <w:sz w:val="24"/>
-          <w:szCs w:val="24"/>
-        </w:rPr>
-        <w:t>X_test</w:t>
-      </w:r>
-      <w:proofErr w:type="spellEnd"/>
-      <w:r>
-        <w:rPr>
-          <w:rFonts w:ascii="Times New Roman" w:hAnsi="Times New Roman" w:cs="Times New Roman"/>
-          <w:sz w:val="24"/>
-          <w:szCs w:val="24"/>
-        </w:rPr>
-        <w:t>)</w:t>
+      <w:r>
+        <w:rPr>
+          <w:rFonts w:ascii="Times New Roman" w:hAnsi="Times New Roman" w:cs="Times New Roman"/>
+          <w:sz w:val="24"/>
+          <w:szCs w:val="24"/>
+        </w:rPr>
+        <w:t>y_pred = model.predict(X_test)</w:t>
       </w:r>
     </w:p>
     <w:p>
@@ -6839,59 +5043,13 @@
           <w:szCs w:val="24"/>
         </w:rPr>
       </w:pPr>
-      <w:proofErr w:type="gramStart"/>
-      <w:r>
-        <w:rPr>
-          <w:rFonts w:ascii="Times New Roman" w:hAnsi="Times New Roman" w:cs="Times New Roman"/>
-          <w:sz w:val="24"/>
-          <w:szCs w:val="24"/>
-        </w:rPr>
-        <w:t>print(</w:t>
-      </w:r>
-      <w:proofErr w:type="gramEnd"/>
-      <w:r>
-        <w:rPr>
-          <w:rFonts w:ascii="Times New Roman" w:hAnsi="Times New Roman" w:cs="Times New Roman"/>
-          <w:sz w:val="24"/>
-          <w:szCs w:val="24"/>
-        </w:rPr>
-        <w:t>"\</w:t>
-      </w:r>
-      <w:proofErr w:type="spellStart"/>
-      <w:r>
-        <w:rPr>
-          <w:rFonts w:ascii="Times New Roman" w:hAnsi="Times New Roman" w:cs="Times New Roman"/>
-          <w:sz w:val="24"/>
-          <w:szCs w:val="24"/>
-        </w:rPr>
-        <w:t>nPredicted</w:t>
-      </w:r>
-      <w:proofErr w:type="spellEnd"/>
-      <w:r>
-        <w:rPr>
-          <w:rFonts w:ascii="Times New Roman" w:hAnsi="Times New Roman" w:cs="Times New Roman"/>
-          <w:sz w:val="24"/>
-          <w:szCs w:val="24"/>
-        </w:rPr>
-        <w:t xml:space="preserve"> Values:", </w:t>
-      </w:r>
-      <w:proofErr w:type="spellStart"/>
-      <w:r>
-        <w:rPr>
-          <w:rFonts w:ascii="Times New Roman" w:hAnsi="Times New Roman" w:cs="Times New Roman"/>
-          <w:sz w:val="24"/>
-          <w:szCs w:val="24"/>
-        </w:rPr>
-        <w:t>y_pred</w:t>
-      </w:r>
-      <w:proofErr w:type="spellEnd"/>
-      <w:r>
-        <w:rPr>
-          <w:rFonts w:ascii="Times New Roman" w:hAnsi="Times New Roman" w:cs="Times New Roman"/>
-          <w:sz w:val="24"/>
-          <w:szCs w:val="24"/>
-        </w:rPr>
-        <w:t>)</w:t>
+      <w:r>
+        <w:rPr>
+          <w:rFonts w:ascii="Times New Roman" w:hAnsi="Times New Roman" w:cs="Times New Roman"/>
+          <w:sz w:val="24"/>
+          <w:szCs w:val="24"/>
+        </w:rPr>
+        <w:t>print("\nPredicted Values:", y_pred)</w:t>
       </w:r>
     </w:p>
     <w:p>
@@ -6904,59 +5062,13 @@
           <w:szCs w:val="24"/>
         </w:rPr>
       </w:pPr>
-      <w:proofErr w:type="gramStart"/>
-      <w:r>
-        <w:rPr>
-          <w:rFonts w:ascii="Times New Roman" w:hAnsi="Times New Roman" w:cs="Times New Roman"/>
-          <w:sz w:val="24"/>
-          <w:szCs w:val="24"/>
-        </w:rPr>
-        <w:t>print(</w:t>
-      </w:r>
-      <w:proofErr w:type="gramEnd"/>
-      <w:r>
-        <w:rPr>
-          <w:rFonts w:ascii="Times New Roman" w:hAnsi="Times New Roman" w:cs="Times New Roman"/>
-          <w:sz w:val="24"/>
-          <w:szCs w:val="24"/>
-        </w:rPr>
-        <w:t xml:space="preserve">"Actual Values </w:t>
-      </w:r>
-      <w:proofErr w:type="gramStart"/>
-      <w:r>
-        <w:rPr>
-          <w:rFonts w:ascii="Times New Roman" w:hAnsi="Times New Roman" w:cs="Times New Roman"/>
-          <w:sz w:val="24"/>
-          <w:szCs w:val="24"/>
-        </w:rPr>
-        <w:t xml:space="preserve">  :</w:t>
-      </w:r>
-      <w:proofErr w:type="gramEnd"/>
-      <w:r>
-        <w:rPr>
-          <w:rFonts w:ascii="Times New Roman" w:hAnsi="Times New Roman" w:cs="Times New Roman"/>
-          <w:sz w:val="24"/>
-          <w:szCs w:val="24"/>
-        </w:rPr>
-        <w:t>", list(</w:t>
-      </w:r>
-      <w:proofErr w:type="spellStart"/>
-      <w:r>
-        <w:rPr>
-          <w:rFonts w:ascii="Times New Roman" w:hAnsi="Times New Roman" w:cs="Times New Roman"/>
-          <w:sz w:val="24"/>
-          <w:szCs w:val="24"/>
-        </w:rPr>
-        <w:t>y_test</w:t>
-      </w:r>
-      <w:proofErr w:type="spellEnd"/>
-      <w:r>
-        <w:rPr>
-          <w:rFonts w:ascii="Times New Roman" w:hAnsi="Times New Roman" w:cs="Times New Roman"/>
-          <w:sz w:val="24"/>
-          <w:szCs w:val="24"/>
-        </w:rPr>
-        <w:t>))</w:t>
+      <w:r>
+        <w:rPr>
+          <w:rFonts w:ascii="Times New Roman" w:hAnsi="Times New Roman" w:cs="Times New Roman"/>
+          <w:sz w:val="24"/>
+          <w:szCs w:val="24"/>
+        </w:rPr>
+        <w:t>print("Actual Values   :", list(y_test))</w:t>
       </w:r>
     </w:p>
     <w:p>
@@ -6994,71 +5106,7 @@
           <w:sz w:val="24"/>
           <w:szCs w:val="24"/>
         </w:rPr>
-        <w:t xml:space="preserve">accuracy = </w:t>
-      </w:r>
-      <w:proofErr w:type="spellStart"/>
-      <w:r>
-        <w:rPr>
-          <w:rFonts w:ascii="Times New Roman" w:hAnsi="Times New Roman" w:cs="Times New Roman"/>
-          <w:sz w:val="24"/>
-          <w:szCs w:val="24"/>
-        </w:rPr>
-        <w:t>accuracy_</w:t>
-      </w:r>
-      <w:proofErr w:type="gramStart"/>
-      <w:r>
-        <w:rPr>
-          <w:rFonts w:ascii="Times New Roman" w:hAnsi="Times New Roman" w:cs="Times New Roman"/>
-          <w:sz w:val="24"/>
-          <w:szCs w:val="24"/>
-        </w:rPr>
-        <w:t>score</w:t>
-      </w:r>
-      <w:proofErr w:type="spellEnd"/>
-      <w:r>
-        <w:rPr>
-          <w:rFonts w:ascii="Times New Roman" w:hAnsi="Times New Roman" w:cs="Times New Roman"/>
-          <w:sz w:val="24"/>
-          <w:szCs w:val="24"/>
-        </w:rPr>
-        <w:t>(</w:t>
-      </w:r>
-      <w:proofErr w:type="spellStart"/>
-      <w:proofErr w:type="gramEnd"/>
-      <w:r>
-        <w:rPr>
-          <w:rFonts w:ascii="Times New Roman" w:hAnsi="Times New Roman" w:cs="Times New Roman"/>
-          <w:sz w:val="24"/>
-          <w:szCs w:val="24"/>
-        </w:rPr>
-        <w:t>y_test</w:t>
-      </w:r>
-      <w:proofErr w:type="spellEnd"/>
-      <w:r>
-        <w:rPr>
-          <w:rFonts w:ascii="Times New Roman" w:hAnsi="Times New Roman" w:cs="Times New Roman"/>
-          <w:sz w:val="24"/>
-          <w:szCs w:val="24"/>
-        </w:rPr>
-        <w:t xml:space="preserve">, </w:t>
-      </w:r>
-      <w:proofErr w:type="spellStart"/>
-      <w:r>
-        <w:rPr>
-          <w:rFonts w:ascii="Times New Roman" w:hAnsi="Times New Roman" w:cs="Times New Roman"/>
-          <w:sz w:val="24"/>
-          <w:szCs w:val="24"/>
-        </w:rPr>
-        <w:t>y_pred</w:t>
-      </w:r>
-      <w:proofErr w:type="spellEnd"/>
-      <w:r>
-        <w:rPr>
-          <w:rFonts w:ascii="Times New Roman" w:hAnsi="Times New Roman" w:cs="Times New Roman"/>
-          <w:sz w:val="24"/>
-          <w:szCs w:val="24"/>
-        </w:rPr>
-        <w:t>)</w:t>
+        <w:t>accuracy = accuracy_score(y_test, y_pred)</w:t>
       </w:r>
     </w:p>
     <w:p>
@@ -7071,41 +5119,13 @@
           <w:szCs w:val="24"/>
         </w:rPr>
       </w:pPr>
-      <w:proofErr w:type="gramStart"/>
-      <w:r>
-        <w:rPr>
-          <w:rFonts w:ascii="Times New Roman" w:hAnsi="Times New Roman" w:cs="Times New Roman"/>
-          <w:sz w:val="24"/>
-          <w:szCs w:val="24"/>
-        </w:rPr>
-        <w:t>print(</w:t>
-      </w:r>
-      <w:proofErr w:type="gramEnd"/>
-      <w:r>
-        <w:rPr>
-          <w:rFonts w:ascii="Times New Roman" w:hAnsi="Times New Roman" w:cs="Times New Roman"/>
-          <w:sz w:val="24"/>
-          <w:szCs w:val="24"/>
-        </w:rPr>
-        <w:t xml:space="preserve">"Accuracy:", </w:t>
-      </w:r>
-      <w:proofErr w:type="gramStart"/>
-      <w:r>
-        <w:rPr>
-          <w:rFonts w:ascii="Times New Roman" w:hAnsi="Times New Roman" w:cs="Times New Roman"/>
-          <w:sz w:val="24"/>
-          <w:szCs w:val="24"/>
-        </w:rPr>
-        <w:t>round(</w:t>
-      </w:r>
-      <w:proofErr w:type="gramEnd"/>
-      <w:r>
-        <w:rPr>
-          <w:rFonts w:ascii="Times New Roman" w:hAnsi="Times New Roman" w:cs="Times New Roman"/>
-          <w:sz w:val="24"/>
-          <w:szCs w:val="24"/>
-        </w:rPr>
-        <w:t>accuracy * 100, 2), "%")</w:t>
+      <w:r>
+        <w:rPr>
+          <w:rFonts w:ascii="Times New Roman" w:hAnsi="Times New Roman" w:cs="Times New Roman"/>
+          <w:sz w:val="24"/>
+          <w:szCs w:val="24"/>
+        </w:rPr>
+        <w:t>print("Accuracy:", round(accuracy * 100, 2), "%")</w:t>
       </w:r>
     </w:p>
     <w:p>
@@ -7137,23 +5157,13 @@
           <w:szCs w:val="24"/>
         </w:rPr>
       </w:pPr>
-      <w:proofErr w:type="spellStart"/>
-      <w:r>
-        <w:rPr>
-          <w:rFonts w:ascii="Times New Roman" w:hAnsi="Times New Roman" w:cs="Times New Roman"/>
-          <w:sz w:val="24"/>
-          <w:szCs w:val="24"/>
-        </w:rPr>
-        <w:t>new_data</w:t>
-      </w:r>
-      <w:proofErr w:type="spellEnd"/>
-      <w:r>
-        <w:rPr>
-          <w:rFonts w:ascii="Times New Roman" w:hAnsi="Times New Roman" w:cs="Times New Roman"/>
-          <w:sz w:val="24"/>
-          <w:szCs w:val="24"/>
-        </w:rPr>
-        <w:t xml:space="preserve"> = [[0.80, 91, 1780, 24]]</w:t>
+      <w:r>
+        <w:rPr>
+          <w:rFonts w:ascii="Times New Roman" w:hAnsi="Times New Roman" w:cs="Times New Roman"/>
+          <w:sz w:val="24"/>
+          <w:szCs w:val="24"/>
+        </w:rPr>
+        <w:t>new_data = [[0.80, 91, 1780, 24]]</w:t>
       </w:r>
     </w:p>
     <w:p>
@@ -7172,45 +5182,7 @@
           <w:sz w:val="24"/>
           <w:szCs w:val="24"/>
         </w:rPr>
-        <w:t xml:space="preserve">prediction = </w:t>
-      </w:r>
-      <w:proofErr w:type="spellStart"/>
-      <w:proofErr w:type="gramStart"/>
-      <w:r>
-        <w:rPr>
-          <w:rFonts w:ascii="Times New Roman" w:hAnsi="Times New Roman" w:cs="Times New Roman"/>
-          <w:sz w:val="24"/>
-          <w:szCs w:val="24"/>
-        </w:rPr>
-        <w:t>model.predict</w:t>
-      </w:r>
-      <w:proofErr w:type="spellEnd"/>
-      <w:proofErr w:type="gramEnd"/>
-      <w:r>
-        <w:rPr>
-          <w:rFonts w:ascii="Times New Roman" w:hAnsi="Times New Roman" w:cs="Times New Roman"/>
-          <w:sz w:val="24"/>
-          <w:szCs w:val="24"/>
-        </w:rPr>
-        <w:t>(</w:t>
-      </w:r>
-      <w:proofErr w:type="spellStart"/>
-      <w:r>
-        <w:rPr>
-          <w:rFonts w:ascii="Times New Roman" w:hAnsi="Times New Roman" w:cs="Times New Roman"/>
-          <w:sz w:val="24"/>
-          <w:szCs w:val="24"/>
-        </w:rPr>
-        <w:t>new_data</w:t>
-      </w:r>
-      <w:proofErr w:type="spellEnd"/>
-      <w:r>
-        <w:rPr>
-          <w:rFonts w:ascii="Times New Roman" w:hAnsi="Times New Roman" w:cs="Times New Roman"/>
-          <w:sz w:val="24"/>
-          <w:szCs w:val="24"/>
-        </w:rPr>
-        <w:t>)</w:t>
+        <w:t>prediction = model.predict(new_data)</w:t>
       </w:r>
     </w:p>
     <w:p>
@@ -7229,25 +5201,7 @@
           <w:sz w:val="24"/>
           <w:szCs w:val="24"/>
         </w:rPr>
-        <w:t xml:space="preserve">if </w:t>
-      </w:r>
-      <w:proofErr w:type="gramStart"/>
-      <w:r>
-        <w:rPr>
-          <w:rFonts w:ascii="Times New Roman" w:hAnsi="Times New Roman" w:cs="Times New Roman"/>
-          <w:sz w:val="24"/>
-          <w:szCs w:val="24"/>
-        </w:rPr>
-        <w:t>prediction[</w:t>
-      </w:r>
-      <w:proofErr w:type="gramEnd"/>
-      <w:r>
-        <w:rPr>
-          <w:rFonts w:ascii="Times New Roman" w:hAnsi="Times New Roman" w:cs="Times New Roman"/>
-          <w:sz w:val="24"/>
-          <w:szCs w:val="24"/>
-        </w:rPr>
-        <w:t>0] == 1:</w:t>
+        <w:t>if prediction[0] == 1:</w:t>
       </w:r>
     </w:p>
     <w:p>
@@ -7266,43 +5220,7 @@
           <w:sz w:val="24"/>
           <w:szCs w:val="24"/>
         </w:rPr>
-        <w:t xml:space="preserve">    </w:t>
-      </w:r>
-      <w:proofErr w:type="gramStart"/>
-      <w:r>
-        <w:rPr>
-          <w:rFonts w:ascii="Times New Roman" w:hAnsi="Times New Roman" w:cs="Times New Roman"/>
-          <w:sz w:val="24"/>
-          <w:szCs w:val="24"/>
-        </w:rPr>
-        <w:t>print(</w:t>
-      </w:r>
-      <w:proofErr w:type="gramEnd"/>
-      <w:r>
-        <w:rPr>
-          <w:rFonts w:ascii="Times New Roman" w:hAnsi="Times New Roman" w:cs="Times New Roman"/>
-          <w:sz w:val="24"/>
-          <w:szCs w:val="24"/>
-        </w:rPr>
-        <w:t>"\</w:t>
-      </w:r>
-      <w:proofErr w:type="spellStart"/>
-      <w:r>
-        <w:rPr>
-          <w:rFonts w:ascii="Times New Roman" w:hAnsi="Times New Roman" w:cs="Times New Roman"/>
-          <w:sz w:val="24"/>
-          <w:szCs w:val="24"/>
-        </w:rPr>
-        <w:t>nPrediction</w:t>
-      </w:r>
-      <w:proofErr w:type="spellEnd"/>
-      <w:r>
-        <w:rPr>
-          <w:rFonts w:ascii="Times New Roman" w:hAnsi="Times New Roman" w:cs="Times New Roman"/>
-          <w:sz w:val="24"/>
-          <w:szCs w:val="24"/>
-        </w:rPr>
-        <w:t xml:space="preserve"> for New Area: Forest")</w:t>
+        <w:t xml:space="preserve">    print("\nPrediction for New Area: Forest")</w:t>
       </w:r>
     </w:p>
     <w:p>
@@ -7340,43 +5258,7 @@
           <w:sz w:val="24"/>
           <w:szCs w:val="24"/>
         </w:rPr>
-        <w:t xml:space="preserve">    </w:t>
-      </w:r>
-      <w:proofErr w:type="gramStart"/>
-      <w:r>
-        <w:rPr>
-          <w:rFonts w:ascii="Times New Roman" w:hAnsi="Times New Roman" w:cs="Times New Roman"/>
-          <w:sz w:val="24"/>
-          <w:szCs w:val="24"/>
-        </w:rPr>
-        <w:t>print(</w:t>
-      </w:r>
-      <w:proofErr w:type="gramEnd"/>
-      <w:r>
-        <w:rPr>
-          <w:rFonts w:ascii="Times New Roman" w:hAnsi="Times New Roman" w:cs="Times New Roman"/>
-          <w:sz w:val="24"/>
-          <w:szCs w:val="24"/>
-        </w:rPr>
-        <w:t>"\</w:t>
-      </w:r>
-      <w:proofErr w:type="spellStart"/>
-      <w:r>
-        <w:rPr>
-          <w:rFonts w:ascii="Times New Roman" w:hAnsi="Times New Roman" w:cs="Times New Roman"/>
-          <w:sz w:val="24"/>
-          <w:szCs w:val="24"/>
-        </w:rPr>
-        <w:t>nPrediction</w:t>
-      </w:r>
-      <w:proofErr w:type="spellEnd"/>
-      <w:r>
-        <w:rPr>
-          <w:rFonts w:ascii="Times New Roman" w:hAnsi="Times New Roman" w:cs="Times New Roman"/>
-          <w:sz w:val="24"/>
-          <w:szCs w:val="24"/>
-        </w:rPr>
-        <w:t xml:space="preserve"> for New Area: Deforested")</w:t>
+        <w:t xml:space="preserve">    print("\nPrediction for New Area: Deforested")</w:t>
       </w:r>
     </w:p>
     <w:p>
@@ -7408,53 +5290,13 @@
           <w:szCs w:val="24"/>
         </w:rPr>
       </w:pPr>
-      <w:proofErr w:type="spellStart"/>
-      <w:proofErr w:type="gramStart"/>
-      <w:r>
-        <w:rPr>
-          <w:rFonts w:ascii="Times New Roman" w:hAnsi="Times New Roman" w:cs="Times New Roman"/>
-          <w:sz w:val="24"/>
-          <w:szCs w:val="24"/>
-        </w:rPr>
-        <w:t>plt.figure</w:t>
-      </w:r>
-      <w:proofErr w:type="spellEnd"/>
-      <w:proofErr w:type="gramEnd"/>
-      <w:r>
-        <w:rPr>
-          <w:rFonts w:ascii="Times New Roman" w:hAnsi="Times New Roman" w:cs="Times New Roman"/>
-          <w:sz w:val="24"/>
-          <w:szCs w:val="24"/>
-        </w:rPr>
-        <w:t>(</w:t>
-      </w:r>
-      <w:proofErr w:type="spellStart"/>
-      <w:r>
-        <w:rPr>
-          <w:rFonts w:ascii="Times New Roman" w:hAnsi="Times New Roman" w:cs="Times New Roman"/>
-          <w:sz w:val="24"/>
-          <w:szCs w:val="24"/>
-        </w:rPr>
-        <w:t>figsize</w:t>
-      </w:r>
-      <w:proofErr w:type="spellEnd"/>
-      <w:proofErr w:type="gramStart"/>
-      <w:r>
-        <w:rPr>
-          <w:rFonts w:ascii="Times New Roman" w:hAnsi="Times New Roman" w:cs="Times New Roman"/>
-          <w:sz w:val="24"/>
-          <w:szCs w:val="24"/>
-        </w:rPr>
-        <w:t>=(</w:t>
-      </w:r>
-      <w:proofErr w:type="gramEnd"/>
-      <w:r>
-        <w:rPr>
-          <w:rFonts w:ascii="Times New Roman" w:hAnsi="Times New Roman" w:cs="Times New Roman"/>
-          <w:sz w:val="24"/>
-          <w:szCs w:val="24"/>
-        </w:rPr>
-        <w:t>6,4))</w:t>
+      <w:r>
+        <w:rPr>
+          <w:rFonts w:ascii="Times New Roman" w:hAnsi="Times New Roman" w:cs="Times New Roman"/>
+          <w:sz w:val="24"/>
+          <w:szCs w:val="24"/>
+        </w:rPr>
+        <w:t>plt.figure(figsize=(6,4))</w:t>
       </w:r>
     </w:p>
     <w:p>
@@ -7467,79 +5309,13 @@
           <w:szCs w:val="24"/>
         </w:rPr>
       </w:pPr>
-      <w:proofErr w:type="spellStart"/>
-      <w:proofErr w:type="gramStart"/>
-      <w:r>
-        <w:rPr>
-          <w:rFonts w:ascii="Times New Roman" w:hAnsi="Times New Roman" w:cs="Times New Roman"/>
-          <w:sz w:val="24"/>
-          <w:szCs w:val="24"/>
-        </w:rPr>
-        <w:t>plt.bar</w:t>
-      </w:r>
-      <w:proofErr w:type="spellEnd"/>
-      <w:r>
-        <w:rPr>
-          <w:rFonts w:ascii="Times New Roman" w:hAnsi="Times New Roman" w:cs="Times New Roman"/>
-          <w:sz w:val="24"/>
-          <w:szCs w:val="24"/>
-        </w:rPr>
-        <w:t>(</w:t>
-      </w:r>
-      <w:proofErr w:type="spellStart"/>
-      <w:r>
-        <w:rPr>
-          <w:rFonts w:ascii="Times New Roman" w:hAnsi="Times New Roman" w:cs="Times New Roman"/>
-          <w:sz w:val="24"/>
-          <w:szCs w:val="24"/>
-        </w:rPr>
-        <w:t>df.index</w:t>
-      </w:r>
-      <w:proofErr w:type="spellEnd"/>
-      <w:proofErr w:type="gramEnd"/>
-      <w:r>
-        <w:rPr>
-          <w:rFonts w:ascii="Times New Roman" w:hAnsi="Times New Roman" w:cs="Times New Roman"/>
-          <w:sz w:val="24"/>
-          <w:szCs w:val="24"/>
-        </w:rPr>
-        <w:t xml:space="preserve">, </w:t>
-      </w:r>
-      <w:proofErr w:type="spellStart"/>
-      <w:r>
-        <w:rPr>
-          <w:rFonts w:ascii="Times New Roman" w:hAnsi="Times New Roman" w:cs="Times New Roman"/>
-          <w:sz w:val="24"/>
-          <w:szCs w:val="24"/>
-        </w:rPr>
-        <w:t>df</w:t>
-      </w:r>
-      <w:proofErr w:type="spellEnd"/>
-      <w:r>
-        <w:rPr>
-          <w:rFonts w:ascii="Times New Roman" w:hAnsi="Times New Roman" w:cs="Times New Roman"/>
-          <w:sz w:val="24"/>
-          <w:szCs w:val="24"/>
-        </w:rPr>
-        <w:t>['</w:t>
-      </w:r>
-      <w:proofErr w:type="spellStart"/>
-      <w:r>
-        <w:rPr>
-          <w:rFonts w:ascii="Times New Roman" w:hAnsi="Times New Roman" w:cs="Times New Roman"/>
-          <w:sz w:val="24"/>
-          <w:szCs w:val="24"/>
-        </w:rPr>
-        <w:t>TreeCover</w:t>
-      </w:r>
-      <w:proofErr w:type="spellEnd"/>
-      <w:r>
-        <w:rPr>
-          <w:rFonts w:ascii="Times New Roman" w:hAnsi="Times New Roman" w:cs="Times New Roman"/>
-          <w:sz w:val="24"/>
-          <w:szCs w:val="24"/>
-        </w:rPr>
-        <w:t>'])</w:t>
+      <w:r>
+        <w:rPr>
+          <w:rFonts w:ascii="Times New Roman" w:hAnsi="Times New Roman" w:cs="Times New Roman"/>
+          <w:sz w:val="24"/>
+          <w:szCs w:val="24"/>
+        </w:rPr>
+        <w:t>plt.bar(df.index, df['TreeCover'])</w:t>
       </w:r>
     </w:p>
     <w:p>
@@ -7552,25 +5328,13 @@
           <w:szCs w:val="24"/>
         </w:rPr>
       </w:pPr>
-      <w:proofErr w:type="spellStart"/>
-      <w:proofErr w:type="gramStart"/>
-      <w:r>
-        <w:rPr>
-          <w:rFonts w:ascii="Times New Roman" w:hAnsi="Times New Roman" w:cs="Times New Roman"/>
-          <w:sz w:val="24"/>
-          <w:szCs w:val="24"/>
-        </w:rPr>
-        <w:t>plt.title</w:t>
-      </w:r>
-      <w:proofErr w:type="spellEnd"/>
-      <w:proofErr w:type="gramEnd"/>
-      <w:r>
-        <w:rPr>
-          <w:rFonts w:ascii="Times New Roman" w:hAnsi="Times New Roman" w:cs="Times New Roman"/>
-          <w:sz w:val="24"/>
-          <w:szCs w:val="24"/>
-        </w:rPr>
-        <w:t>("Tree Cover")</w:t>
+      <w:r>
+        <w:rPr>
+          <w:rFonts w:ascii="Times New Roman" w:hAnsi="Times New Roman" w:cs="Times New Roman"/>
+          <w:sz w:val="24"/>
+          <w:szCs w:val="24"/>
+        </w:rPr>
+        <w:t>plt.title("Tree Cover")</w:t>
       </w:r>
     </w:p>
     <w:p>
@@ -7583,25 +5347,13 @@
           <w:szCs w:val="24"/>
         </w:rPr>
       </w:pPr>
-      <w:proofErr w:type="spellStart"/>
-      <w:proofErr w:type="gramStart"/>
-      <w:r>
-        <w:rPr>
-          <w:rFonts w:ascii="Times New Roman" w:hAnsi="Times New Roman" w:cs="Times New Roman"/>
-          <w:sz w:val="24"/>
-          <w:szCs w:val="24"/>
-        </w:rPr>
-        <w:t>plt.xlabel</w:t>
-      </w:r>
-      <w:proofErr w:type="spellEnd"/>
-      <w:proofErr w:type="gramEnd"/>
-      <w:r>
-        <w:rPr>
-          <w:rFonts w:ascii="Times New Roman" w:hAnsi="Times New Roman" w:cs="Times New Roman"/>
-          <w:sz w:val="24"/>
-          <w:szCs w:val="24"/>
-        </w:rPr>
-        <w:t>("Area")</w:t>
+      <w:r>
+        <w:rPr>
+          <w:rFonts w:ascii="Times New Roman" w:hAnsi="Times New Roman" w:cs="Times New Roman"/>
+          <w:sz w:val="24"/>
+          <w:szCs w:val="24"/>
+        </w:rPr>
+        <w:t>plt.xlabel("Area")</w:t>
       </w:r>
     </w:p>
     <w:p>
@@ -7614,8 +5366,6 @@
           <w:szCs w:val="24"/>
         </w:rPr>
       </w:pPr>
-      <w:proofErr w:type="spellStart"/>
-      <w:proofErr w:type="gramStart"/>
       <w:r>
         <w:rPr>
           <w:rFonts w:ascii="Times New Roman" w:hAnsi="Times New Roman" w:cs="Times New Roman"/>
@@ -7623,17 +5373,7 @@
           <w:szCs w:val="24"/>
         </w:rPr>
         <w:lastRenderedPageBreak/>
-        <w:t>plt.ylabel</w:t>
-      </w:r>
-      <w:proofErr w:type="spellEnd"/>
-      <w:proofErr w:type="gramEnd"/>
-      <w:r>
-        <w:rPr>
-          <w:rFonts w:ascii="Times New Roman" w:hAnsi="Times New Roman" w:cs="Times New Roman"/>
-          <w:sz w:val="24"/>
-          <w:szCs w:val="24"/>
-        </w:rPr>
-        <w:t>("Tree Cover (%)")</w:t>
+        <w:t>plt.ylabel("Tree Cover (%)")</w:t>
       </w:r>
     </w:p>
     <w:p>
@@ -7646,25 +5386,13 @@
           <w:szCs w:val="24"/>
         </w:rPr>
       </w:pPr>
-      <w:proofErr w:type="spellStart"/>
-      <w:proofErr w:type="gramStart"/>
-      <w:r>
-        <w:rPr>
-          <w:rFonts w:ascii="Times New Roman" w:hAnsi="Times New Roman" w:cs="Times New Roman"/>
-          <w:sz w:val="24"/>
-          <w:szCs w:val="24"/>
-        </w:rPr>
-        <w:t>plt.show</w:t>
-      </w:r>
-      <w:proofErr w:type="spellEnd"/>
-      <w:proofErr w:type="gramEnd"/>
-      <w:r>
-        <w:rPr>
-          <w:rFonts w:ascii="Times New Roman" w:hAnsi="Times New Roman" w:cs="Times New Roman"/>
-          <w:sz w:val="24"/>
-          <w:szCs w:val="24"/>
-        </w:rPr>
-        <w:t>()</w:t>
+      <w:r>
+        <w:rPr>
+          <w:rFonts w:ascii="Times New Roman" w:hAnsi="Times New Roman" w:cs="Times New Roman"/>
+          <w:sz w:val="24"/>
+          <w:szCs w:val="24"/>
+        </w:rPr>
+        <w:t>plt.show()</w:t>
       </w:r>
     </w:p>
     <w:p>
@@ -7696,53 +5424,13 @@
           <w:szCs w:val="24"/>
         </w:rPr>
       </w:pPr>
-      <w:proofErr w:type="spellStart"/>
-      <w:proofErr w:type="gramStart"/>
-      <w:r>
-        <w:rPr>
-          <w:rFonts w:ascii="Times New Roman" w:hAnsi="Times New Roman" w:cs="Times New Roman"/>
-          <w:sz w:val="24"/>
-          <w:szCs w:val="24"/>
-        </w:rPr>
-        <w:t>plt.figure</w:t>
-      </w:r>
-      <w:proofErr w:type="spellEnd"/>
-      <w:proofErr w:type="gramEnd"/>
-      <w:r>
-        <w:rPr>
-          <w:rFonts w:ascii="Times New Roman" w:hAnsi="Times New Roman" w:cs="Times New Roman"/>
-          <w:sz w:val="24"/>
-          <w:szCs w:val="24"/>
-        </w:rPr>
-        <w:t>(</w:t>
-      </w:r>
-      <w:proofErr w:type="spellStart"/>
-      <w:r>
-        <w:rPr>
-          <w:rFonts w:ascii="Times New Roman" w:hAnsi="Times New Roman" w:cs="Times New Roman"/>
-          <w:sz w:val="24"/>
-          <w:szCs w:val="24"/>
-        </w:rPr>
-        <w:t>figsize</w:t>
-      </w:r>
-      <w:proofErr w:type="spellEnd"/>
-      <w:proofErr w:type="gramStart"/>
-      <w:r>
-        <w:rPr>
-          <w:rFonts w:ascii="Times New Roman" w:hAnsi="Times New Roman" w:cs="Times New Roman"/>
-          <w:sz w:val="24"/>
-          <w:szCs w:val="24"/>
-        </w:rPr>
-        <w:t>=(</w:t>
-      </w:r>
-      <w:proofErr w:type="gramEnd"/>
-      <w:r>
-        <w:rPr>
-          <w:rFonts w:ascii="Times New Roman" w:hAnsi="Times New Roman" w:cs="Times New Roman"/>
-          <w:sz w:val="24"/>
-          <w:szCs w:val="24"/>
-        </w:rPr>
-        <w:t>6,4))</w:t>
+      <w:r>
+        <w:rPr>
+          <w:rFonts w:ascii="Times New Roman" w:hAnsi="Times New Roman" w:cs="Times New Roman"/>
+          <w:sz w:val="24"/>
+          <w:szCs w:val="24"/>
+        </w:rPr>
+        <w:t>plt.figure(figsize=(6,4))</w:t>
       </w:r>
     </w:p>
     <w:p>
@@ -7755,43 +5443,13 @@
           <w:szCs w:val="24"/>
         </w:rPr>
       </w:pPr>
-      <w:proofErr w:type="spellStart"/>
-      <w:proofErr w:type="gramStart"/>
-      <w:r>
-        <w:rPr>
-          <w:rFonts w:ascii="Times New Roman" w:hAnsi="Times New Roman" w:cs="Times New Roman"/>
-          <w:sz w:val="24"/>
-          <w:szCs w:val="24"/>
-        </w:rPr>
-        <w:t>plt.plot</w:t>
-      </w:r>
-      <w:proofErr w:type="spellEnd"/>
-      <w:proofErr w:type="gramEnd"/>
-      <w:r>
-        <w:rPr>
-          <w:rFonts w:ascii="Times New Roman" w:hAnsi="Times New Roman" w:cs="Times New Roman"/>
-          <w:sz w:val="24"/>
-          <w:szCs w:val="24"/>
-        </w:rPr>
-        <w:t>(</w:t>
-      </w:r>
-      <w:proofErr w:type="spellStart"/>
-      <w:r>
-        <w:rPr>
-          <w:rFonts w:ascii="Times New Roman" w:hAnsi="Times New Roman" w:cs="Times New Roman"/>
-          <w:sz w:val="24"/>
-          <w:szCs w:val="24"/>
-        </w:rPr>
-        <w:t>df</w:t>
-      </w:r>
-      <w:proofErr w:type="spellEnd"/>
-      <w:r>
-        <w:rPr>
-          <w:rFonts w:ascii="Times New Roman" w:hAnsi="Times New Roman" w:cs="Times New Roman"/>
-          <w:sz w:val="24"/>
-          <w:szCs w:val="24"/>
-        </w:rPr>
-        <w:t>['NDVI'], marker='o')</w:t>
+      <w:r>
+        <w:rPr>
+          <w:rFonts w:ascii="Times New Roman" w:hAnsi="Times New Roman" w:cs="Times New Roman"/>
+          <w:sz w:val="24"/>
+          <w:szCs w:val="24"/>
+        </w:rPr>
+        <w:t>plt.plot(df['NDVI'], marker='o')</w:t>
       </w:r>
     </w:p>
     <w:p>
@@ -7804,25 +5462,13 @@
           <w:szCs w:val="24"/>
         </w:rPr>
       </w:pPr>
-      <w:proofErr w:type="spellStart"/>
-      <w:proofErr w:type="gramStart"/>
-      <w:r>
-        <w:rPr>
-          <w:rFonts w:ascii="Times New Roman" w:hAnsi="Times New Roman" w:cs="Times New Roman"/>
-          <w:sz w:val="24"/>
-          <w:szCs w:val="24"/>
-        </w:rPr>
-        <w:t>plt.title</w:t>
-      </w:r>
-      <w:proofErr w:type="spellEnd"/>
-      <w:proofErr w:type="gramEnd"/>
-      <w:r>
-        <w:rPr>
-          <w:rFonts w:ascii="Times New Roman" w:hAnsi="Times New Roman" w:cs="Times New Roman"/>
-          <w:sz w:val="24"/>
-          <w:szCs w:val="24"/>
-        </w:rPr>
-        <w:t>("NDVI Values")</w:t>
+      <w:r>
+        <w:rPr>
+          <w:rFonts w:ascii="Times New Roman" w:hAnsi="Times New Roman" w:cs="Times New Roman"/>
+          <w:sz w:val="24"/>
+          <w:szCs w:val="24"/>
+        </w:rPr>
+        <w:t>plt.title("NDVI Values")</w:t>
       </w:r>
     </w:p>
     <w:p>
@@ -7835,25 +5481,13 @@
           <w:szCs w:val="24"/>
         </w:rPr>
       </w:pPr>
-      <w:proofErr w:type="spellStart"/>
-      <w:proofErr w:type="gramStart"/>
-      <w:r>
-        <w:rPr>
-          <w:rFonts w:ascii="Times New Roman" w:hAnsi="Times New Roman" w:cs="Times New Roman"/>
-          <w:sz w:val="24"/>
-          <w:szCs w:val="24"/>
-        </w:rPr>
-        <w:t>plt.xlabel</w:t>
-      </w:r>
-      <w:proofErr w:type="spellEnd"/>
-      <w:proofErr w:type="gramEnd"/>
-      <w:r>
-        <w:rPr>
-          <w:rFonts w:ascii="Times New Roman" w:hAnsi="Times New Roman" w:cs="Times New Roman"/>
-          <w:sz w:val="24"/>
-          <w:szCs w:val="24"/>
-        </w:rPr>
-        <w:t>("Area")</w:t>
+      <w:r>
+        <w:rPr>
+          <w:rFonts w:ascii="Times New Roman" w:hAnsi="Times New Roman" w:cs="Times New Roman"/>
+          <w:sz w:val="24"/>
+          <w:szCs w:val="24"/>
+        </w:rPr>
+        <w:t>plt.xlabel("Area")</w:t>
       </w:r>
     </w:p>
     <w:p>
@@ -7866,25 +5500,13 @@
           <w:szCs w:val="24"/>
         </w:rPr>
       </w:pPr>
-      <w:proofErr w:type="spellStart"/>
-      <w:proofErr w:type="gramStart"/>
-      <w:r>
-        <w:rPr>
-          <w:rFonts w:ascii="Times New Roman" w:hAnsi="Times New Roman" w:cs="Times New Roman"/>
-          <w:sz w:val="24"/>
-          <w:szCs w:val="24"/>
-        </w:rPr>
-        <w:t>plt.ylabel</w:t>
-      </w:r>
-      <w:proofErr w:type="spellEnd"/>
-      <w:proofErr w:type="gramEnd"/>
-      <w:r>
-        <w:rPr>
-          <w:rFonts w:ascii="Times New Roman" w:hAnsi="Times New Roman" w:cs="Times New Roman"/>
-          <w:sz w:val="24"/>
-          <w:szCs w:val="24"/>
-        </w:rPr>
-        <w:t>("NDVI")</w:t>
+      <w:r>
+        <w:rPr>
+          <w:rFonts w:ascii="Times New Roman" w:hAnsi="Times New Roman" w:cs="Times New Roman"/>
+          <w:sz w:val="24"/>
+          <w:szCs w:val="24"/>
+        </w:rPr>
+        <w:t>plt.ylabel("NDVI")</w:t>
       </w:r>
     </w:p>
     <w:p>
@@ -7953,25 +5575,13 @@
           </wp:anchor>
         </w:drawing>
       </w:r>
-      <w:proofErr w:type="spellStart"/>
-      <w:proofErr w:type="gramStart"/>
-      <w:r>
-        <w:rPr>
-          <w:rFonts w:ascii="Times New Roman" w:hAnsi="Times New Roman" w:cs="Times New Roman"/>
-          <w:sz w:val="24"/>
-          <w:szCs w:val="24"/>
-        </w:rPr>
-        <w:t>plt.show</w:t>
-      </w:r>
-      <w:proofErr w:type="spellEnd"/>
-      <w:proofErr w:type="gramEnd"/>
-      <w:r>
-        <w:rPr>
-          <w:rFonts w:ascii="Times New Roman" w:hAnsi="Times New Roman" w:cs="Times New Roman"/>
-          <w:sz w:val="24"/>
-          <w:szCs w:val="24"/>
-        </w:rPr>
-        <w:t>()</w:t>
+      <w:r>
+        <w:rPr>
+          <w:rFonts w:ascii="Times New Roman" w:hAnsi="Times New Roman" w:cs="Times New Roman"/>
+          <w:sz w:val="24"/>
+          <w:szCs w:val="24"/>
+        </w:rPr>
+        <w:t>plt.show()</w:t>
       </w:r>
     </w:p>
     <w:p>
@@ -8015,6 +5625,59 @@
                     <a:xfrm>
                       <a:off x="0" y="0"/>
                       <a:ext cx="5731510" cy="4509770"/>
+                    </a:xfrm>
+                    <a:prstGeom prst="rect">
+                      <a:avLst/>
+                    </a:prstGeom>
+                  </pic:spPr>
+                </pic:pic>
+              </a:graphicData>
+            </a:graphic>
+          </wp:inline>
+        </w:drawing>
+      </w:r>
+    </w:p>
+    <w:p>
+      <w:pPr>
+        <w:spacing w:line="360" w:lineRule="auto"/>
+        <w:rPr>
+          <w:rFonts w:ascii="Times New Roman" w:hAnsi="Times New Roman" w:cs="Times New Roman"/>
+          <w:sz w:val="24"/>
+          <w:szCs w:val="24"/>
+        </w:rPr>
+      </w:pPr>
+      <w:r>
+        <w:rPr>
+          <w:rFonts w:ascii="Times New Roman" w:hAnsi="Times New Roman" w:cs="Times New Roman"/>
+          <w:sz w:val="24"/>
+          <w:szCs w:val="24"/>
+        </w:rPr>
+        <w:lastRenderedPageBreak/>
+        <w:drawing>
+          <wp:inline distT="0" distB="0" distL="0" distR="0" wp14:anchorId="65D12772" wp14:editId="3B3E57AB">
+            <wp:extent cx="5731510" cy="4468495"/>
+            <wp:effectExtent l="0" t="0" r="2540" b="8255"/>
+            <wp:docPr id="220095220" name="Picture 1"/>
+            <wp:cNvGraphicFramePr>
+              <a:graphicFrameLocks xmlns:a="http://schemas.openxmlformats.org/drawingml/2006/main" noChangeAspect="1"/>
+            </wp:cNvGraphicFramePr>
+            <a:graphic xmlns:a="http://schemas.openxmlformats.org/drawingml/2006/main">
+              <a:graphicData uri="http://schemas.openxmlformats.org/drawingml/2006/picture">
+                <pic:pic xmlns:pic="http://schemas.openxmlformats.org/drawingml/2006/picture">
+                  <pic:nvPicPr>
+                    <pic:cNvPr id="220095220" name=""/>
+                    <pic:cNvPicPr/>
+                  </pic:nvPicPr>
+                  <pic:blipFill>
+                    <a:blip r:embed="rId7"/>
+                    <a:stretch>
+                      <a:fillRect/>
+                    </a:stretch>
+                  </pic:blipFill>
+                  <pic:spPr>
+                    <a:xfrm>
+                      <a:off x="0" y="0"/>
+                      <a:ext cx="5731510" cy="4468495"/>
                     </a:xfrm>
                     <a:prstGeom prst="rect">
                       <a:avLst/>
